--- a/vpn-fingerprint_stunnel-https/vpn-fingerprint_stunnel-https.docx
+++ b/vpn-fingerprint_stunnel-https/vpn-fingerprint_stunnel-https.docx
@@ -201,9 +201,9 @@
                                   <wp:effectExtent l="0" t="0" r="0" b="0"/>
                                   <wp:docPr id="3" name="Picture 15"/>
                                   <wp:cNvGraphicFramePr>
-                                    <a:graphicFrameLocks noChangeAspect="1"/>
+                                    <a:graphicFrameLocks xmlns:a="http://schemas.openxmlformats.org/drawingml/2006/main" noChangeAspect="1"/>
                                   </wp:cNvGraphicFramePr>
-                                  <a:graphic>
+                                  <a:graphic xmlns:a="http://schemas.openxmlformats.org/drawingml/2006/main">
                                     <a:graphicData uri="http://schemas.openxmlformats.org/drawingml/2006/picture">
                                       <pic:pic xmlns:pic="http://schemas.openxmlformats.org/drawingml/2006/picture">
                                         <pic:nvPicPr>
@@ -621,7 +621,7 @@
                                     </pic:cNvPicPr>
                                   </pic:nvPicPr>
                                   <pic:blipFill>
-                                    <a:blip r:embed="rId8"/>
+                                    <a:blip r:embed="rId9"/>
                                     <a:stretch>
                                       <a:fillRect/>
                                     </a:stretch>
@@ -5022,7 +5022,7 @@
           <w:lang w:val="en-US"/>
         </w:rPr>
       </w:pPr>
-      <w:bookmarkStart w:id="2001" w:name="_Toc9000001"/>
+      <w:bookmarkStart w:id="59" w:name="_Toc9000001"/>
       <w:r>
         <w:rPr>
           <w:rFonts w:ascii="Times New Roman" w:hAnsi="Times New Roman" w:cs="Times New Roman"/>
@@ -5033,7 +5033,7 @@
         </w:rPr>
         <w:t>Giới thiệu chung về bài thực hành</w:t>
       </w:r>
-      <w:bookmarkEnd w:id="2001"/>
+      <w:bookmarkEnd w:id="59"/>
     </w:p>
     <w:p>
       <w:pPr>
@@ -5047,7 +5047,17 @@
           <w:szCs w:val="28"/>
           <w:lang w:val="vi-VN"/>
         </w:rPr>
-        <w:t xml:space="preserve">Bài thực hành “TLS Fingerprinting: OpenVPN qua stunnel so với HTTPS thật” (vpn-fingerprint_stunnel-https) so sánh lưu lượng TLS của HTTPS thật, OpenVPN được bọc bởi stunnel và một TLS endpoint không cung cấp web, dựa trên SNI, JA3, phiên bản TLS, certificate và metadata luồng.</w:t>
+        <w:t xml:space="preserve">Bài thực hành “TLS Fingerprinting: OpenVPN qua stunnel so với HTTPS thật” (vpn-fingerprint_stunnel-https) so sánh lưu lượng TLS của HTTPS thật, OpenVPN </w:t>
+      </w:r>
+      <w:r>
+        <w:rPr>
+          <w:rFonts w:eastAsia="Times New Roman" w:cs="Times New Roman"/>
+          <w:color w:val="000000" w:themeColor="text1"/>
+          <w:szCs w:val="28"/>
+          <w:lang w:val="vi-VN"/>
+        </w:rPr>
+        <w:lastRenderedPageBreak/>
+        <w:t>được bọc bởi stunnel và một TLS endpoint không cung cấp web, dựa trên SNI, JA3, phiên bản TLS, certificate và metadata luồng.</w:t>
       </w:r>
     </w:p>
     <w:p>
@@ -5062,7 +5072,7 @@
           <w:szCs w:val="28"/>
           <w:lang w:val="vi-VN"/>
         </w:rPr>
-        <w:t xml:space="preserve">Công cụ sử dụng gồm tcpdump, tshark, Zeek, Scapy (hỗ trợ), OpenSSL, stunnel, OpenVPN và Python 3. Thời lượng khuyến nghị là 2–3 giờ.</w:t>
+        <w:t>Công cụ sử dụng gồm tcpdump, tshark, Zeek, Scapy (hỗ trợ), OpenSSL, stunnel, OpenVPN và Python 3. Thời lượng khuyến nghị là 2–3 giờ.</w:t>
       </w:r>
     </w:p>
     <w:p>
@@ -5077,7 +5087,7 @@
           <w:szCs w:val="28"/>
           <w:lang w:val="vi-VN"/>
         </w:rPr>
-        <w:t xml:space="preserve">Lưu ý kỹ thuật: stunnel bọc một dịch vụ TCP trong TLS. Vì vậy OpenVPN bên trong stunnel của lab này chạy TCP/1194, không phải UDP/1194; một stunnel TCP listener không thể chuyển tiếp trực tiếp dịch vụ OpenVPN UDP như một luồng byte TCP.</w:t>
+        <w:t>Lưu ý kỹ thuật: stunnel bọc một dịch vụ TCP trong TLS. Vì vậy OpenVPN bên trong stunnel của lab này chạy TCP/1194, không phải UDP/1194; một stunnel TCP listener không thể chuyển tiếp trực tiếp dịch vụ OpenVPN UDP như một luồng byte TCP.</w:t>
       </w:r>
     </w:p>
     <w:p>
@@ -5092,7 +5102,7 @@
           <w:szCs w:val="28"/>
           <w:lang w:val="vi-VN"/>
         </w:rPr>
-        <w:t xml:space="preserve">Lưu ý về TLS: sau khi TLS handshake hoàn tất, nội dung HTTP bên trong HTTPS được mã hóa. Một PCAP thông thường không thể hiển thị trực tiếp GET / bên trong TLS nếu không giải mã. Bài lab so sánh SNI, JA3, TLS certificate (dùng TLS 1.2 có chủ đích để certificate message dễ quan sát), metadata luồng và nhật ký server. Không dùng http.request như bằng chứng rằng HTTPS plaintext có sẵn trong PCAP.</w:t>
+        <w:t>Lưu ý về TLS: sau khi TLS handshake hoàn tất, nội dung HTTP bên trong HTTPS được mã hóa. Một PCAP thông thường không thể hiển thị trực tiếp GET / bên trong TLS nếu không giải mã. Bài lab so sánh SNI, JA3, TLS certificate (dùng TLS 1.2 có chủ đích để certificate message dễ quan sát), metadata luồng và nhật ký server. Không dùng http.request như bằng chứng rằng HTTPS plaintext có sẵn trong PCAP.</w:t>
       </w:r>
     </w:p>
     <w:p>
@@ -5110,7 +5120,7 @@
           <w:lang w:val="en-US"/>
         </w:rPr>
       </w:pPr>
-      <w:bookmarkStart w:id="2002" w:name="_Toc9000002"/>
+      <w:bookmarkStart w:id="60" w:name="_Toc9000002"/>
       <w:r>
         <w:rPr>
           <w:rFonts w:ascii="Times New Roman" w:hAnsi="Times New Roman" w:cs="Times New Roman"/>
@@ -5121,7 +5131,7 @@
         </w:rPr>
         <w:t>Nội dung và hướng dẫn bài thực hành</w:t>
       </w:r>
-      <w:bookmarkEnd w:id="2002"/>
+      <w:bookmarkEnd w:id="60"/>
     </w:p>
     <w:p>
       <w:pPr>
@@ -5138,7 +5148,7 @@
           <w:lang w:val="en-US"/>
         </w:rPr>
       </w:pPr>
-      <w:bookmarkStart w:id="2003" w:name="_Toc9000003"/>
+      <w:bookmarkStart w:id="61" w:name="_Toc9000003"/>
       <w:r>
         <w:rPr>
           <w:rFonts w:ascii="Times New Roman" w:hAnsi="Times New Roman" w:cs="Times New Roman"/>
@@ -5149,7 +5159,7 @@
         </w:rPr>
         <w:t>Mục đích</w:t>
       </w:r>
-      <w:bookmarkEnd w:id="2003"/>
+      <w:bookmarkEnd w:id="61"/>
     </w:p>
     <w:p>
       <w:pPr>
@@ -5163,7 +5173,7 @@
           <w:szCs w:val="28"/>
           <w:lang w:val="vi-VN"/>
         </w:rPr>
-        <w:t xml:space="preserve">Bài thực hành hướng tới các mục tiêu sau:</w:t>
+        <w:t>Bài thực hành hướng tới các mục tiêu sau:</w:t>
       </w:r>
     </w:p>
     <w:p>
@@ -5181,7 +5191,7 @@
           <w:szCs w:val="28"/>
           <w:lang w:val="vi-VN"/>
         </w:rPr>
-        <w:t xml:space="preserve">thu thập traffic của HTTPS thật, OpenVPN được bọc bởi stunnel và một TLS endpoint không cung cấp web;</w:t>
+        <w:t>thu thập traffic của HTTPS thật, OpenVPN được bọc bởi stunnel và một TLS endpoint không cung cấp web;</w:t>
       </w:r>
     </w:p>
     <w:p>
@@ -5199,7 +5209,7 @@
           <w:szCs w:val="28"/>
           <w:lang w:val="vi-VN"/>
         </w:rPr>
-        <w:t xml:space="preserve">so sánh SNI, JA3, phiên bản TLS và certificate chain quan sát được;</w:t>
+        <w:t>so sánh SNI, JA3, phiên bản TLS và certificate chain quan sát được;</w:t>
       </w:r>
     </w:p>
     <w:p>
@@ -5217,7 +5227,7 @@
           <w:szCs w:val="28"/>
           <w:lang w:val="vi-VN"/>
         </w:rPr>
-        <w:t xml:space="preserve">dùng tshark và Zeek để phân tích TLS; biết rằng JA3 trong Zeek cần script/package bổ sung;</w:t>
+        <w:t>dùng tshark và Zeek để phân tích TLS; biết rằng JA3 trong Zeek cần script/package bổ sung;</w:t>
       </w:r>
     </w:p>
     <w:p>
@@ -5235,7 +5245,7 @@
           <w:szCs w:val="28"/>
           <w:lang w:val="vi-VN"/>
         </w:rPr>
-        <w:t xml:space="preserve">chỉnh tham số cấu hình của detect_stunnel.py và đánh giá phân loại flow;</w:t>
+        <w:t>chỉnh tham số cấu hình của detect_stunnel.py và đánh giá phân loại flow;</w:t>
       </w:r>
     </w:p>
     <w:p>
@@ -5253,7 +5263,7 @@
           <w:szCs w:val="28"/>
           <w:lang w:val="vi-VN"/>
         </w:rPr>
-        <w:t xml:space="preserve">trình bày giới hạn của SNI, certificate, JA3 và entropy khi phát hiện tunnel.</w:t>
+        <w:t>trình bày giới hạn của SNI, certificate, JA3 và entropy khi phát hiện tunnel.</w:t>
       </w:r>
     </w:p>
     <w:p>
@@ -5271,7 +5281,7 @@
           <w:lang w:val="en-US"/>
         </w:rPr>
       </w:pPr>
-      <w:bookmarkStart w:id="2004" w:name="_Toc9000004"/>
+      <w:bookmarkStart w:id="62" w:name="_Toc9000004"/>
       <w:r>
         <w:rPr>
           <w:rFonts w:ascii="Times New Roman" w:hAnsi="Times New Roman" w:cs="Times New Roman"/>
@@ -5282,7 +5292,7 @@
         </w:rPr>
         <w:t>Nội dung thực hành</w:t>
       </w:r>
-      <w:bookmarkEnd w:id="2004"/>
+      <w:bookmarkEnd w:id="62"/>
     </w:p>
     <w:p>
       <w:pPr>
@@ -5296,7 +5306,7 @@
           <w:szCs w:val="28"/>
           <w:lang w:val="vi-VN"/>
         </w:rPr>
-        <w:t xml:space="preserve">Bài thực hành gồm chín bước:</w:t>
+        <w:t>Bài thực hành gồm chín bước:</w:t>
       </w:r>
     </w:p>
     <w:p>
@@ -5314,7 +5324,7 @@
           <w:szCs w:val="28"/>
           <w:lang w:val="vi-VN"/>
         </w:rPr>
-        <w:t xml:space="preserve">Bước 1: khởi động lab và khám phá mạng;</w:t>
+        <w:t>Bước 1: khởi động lab và khám phá mạng;</w:t>
       </w:r>
     </w:p>
     <w:p>
@@ -5332,7 +5342,7 @@
           <w:szCs w:val="28"/>
           <w:lang w:val="vi-VN"/>
         </w:rPr>
-        <w:t xml:space="preserve">Bước 2: bắt baseline HTTPS thật, chưa có tunnel;</w:t>
+        <w:t>Bước 2: bắt baseline HTTPS thật, chưa có tunnel;</w:t>
       </w:r>
     </w:p>
     <w:p>
@@ -5350,7 +5360,7 @@
           <w:szCs w:val="28"/>
           <w:lang w:val="vi-VN"/>
         </w:rPr>
-        <w:t xml:space="preserve">Bước 3: trích xuất SNI và JA3 từ baseline;</w:t>
+        <w:t>Bước 3: trích xuất SNI và JA3 từ baseline;</w:t>
       </w:r>
     </w:p>
     <w:p>
@@ -5368,7 +5378,8 @@
           <w:szCs w:val="28"/>
           <w:lang w:val="vi-VN"/>
         </w:rPr>
-        <w:t xml:space="preserve">Bước 4: khởi động OpenVPN qua stunnel;</w:t>
+        <w:lastRenderedPageBreak/>
+        <w:t>Bước 4: khởi động OpenVPN qua stunnel;</w:t>
       </w:r>
     </w:p>
     <w:p>
@@ -5386,7 +5397,7 @@
           <w:szCs w:val="28"/>
           <w:lang w:val="vi-VN"/>
         </w:rPr>
-        <w:t xml:space="preserve">Bước 5: thu thập mixed TLS và noise (ít nhất 500 frame);</w:t>
+        <w:t>Bước 5: thu thập mixed TLS và noise (ít nhất 500 frame);</w:t>
       </w:r>
     </w:p>
     <w:p>
@@ -5404,7 +5415,7 @@
           <w:szCs w:val="28"/>
           <w:lang w:val="vi-VN"/>
         </w:rPr>
-        <w:t xml:space="preserve">Bước 6: phân tích với tshark và Zeek;</w:t>
+        <w:t>Bước 6: phân tích với tshark và Zeek;</w:t>
       </w:r>
     </w:p>
     <w:p>
@@ -5422,7 +5433,7 @@
           <w:szCs w:val="28"/>
           <w:lang w:val="vi-VN"/>
         </w:rPr>
-        <w:t xml:space="preserve">Bước 7: phân tích entropy;</w:t>
+        <w:t>Bước 7: phân tích entropy;</w:t>
       </w:r>
     </w:p>
     <w:p>
@@ -5440,7 +5451,7 @@
           <w:szCs w:val="28"/>
           <w:lang w:val="vi-VN"/>
         </w:rPr>
-        <w:t xml:space="preserve">Bước 8: chỉnh detector có sẵn detect_stunnel.py;</w:t>
+        <w:t>Bước 8: chỉnh detector có sẵn detect_stunnel.py;</w:t>
       </w:r>
     </w:p>
     <w:p>
@@ -5458,7 +5469,7 @@
           <w:szCs w:val="28"/>
           <w:lang w:val="vi-VN"/>
         </w:rPr>
-        <w:t xml:space="preserve">Bước 9: đánh giá, lưu minh chứng và trả lời câu hỏi thảo luận.</w:t>
+        <w:t>Bước 9: đánh giá, lưu minh chứng và trả lời câu hỏi thảo luận.</w:t>
       </w:r>
     </w:p>
     <w:p>
@@ -5473,14 +5484,13 @@
           <w:szCs w:val="28"/>
           <w:lang w:val="vi-VN"/>
         </w:rPr>
-        <w:t xml:space="preserve">Luồng hoạt động tổng quát của bài lab được minh họa trong hình dưới đây; dưới mỗi bước ghi rõ capture hoặc máy thực hiện.</w:t>
-      </w:r>
-    </w:p>
-    <w:p xmlns:a="http://schemas.openxmlformats.org/drawingml/2006/main" xmlns:pic="http://schemas.openxmlformats.org/drawingml/2006/picture">
+        <w:t>Luồng hoạt động tổng quát của bài lab được minh họa trong hình dưới đây; dưới mỗi bước ghi rõ capture hoặc máy thực hiện.</w:t>
+      </w:r>
+    </w:p>
+    <w:p>
       <w:pPr>
         <w:pStyle w:val="CTDT-CDR"/>
         <w:keepNext/>
-        <w:spacing w:before="120"/>
         <w:ind w:left="0" w:firstLine="0"/>
         <w:jc w:val="center"/>
       </w:pPr>
@@ -5489,16 +5499,16 @@
           <w:noProof/>
         </w:rPr>
         <w:drawing>
-          <wp:inline distT="0" distB="0" distL="0" distR="0">
+          <wp:inline distT="0" distB="0" distL="0" distR="0" wp14:anchorId="78B34A0C" wp14:editId="112CA14D">
             <wp:extent cx="5394960" cy="2877312"/>
             <wp:effectExtent l="0" t="0" r="0" b="0"/>
             <wp:docPr id="101" name="Picture 2" descr="Sơ đồ luồng hoạt động của bài lab vpn-fingerprint_stunnel-https gồm 6 bước"/>
             <wp:cNvGraphicFramePr>
-              <a:graphicFrameLocks noChangeAspect="1"/>
+              <a:graphicFrameLocks xmlns:a="http://schemas.openxmlformats.org/drawingml/2006/main" noChangeAspect="1"/>
             </wp:cNvGraphicFramePr>
-            <a:graphic>
+            <a:graphic xmlns:a="http://schemas.openxmlformats.org/drawingml/2006/main">
               <a:graphicData uri="http://schemas.openxmlformats.org/drawingml/2006/picture">
-                <pic:pic>
+                <pic:pic xmlns:pic="http://schemas.openxmlformats.org/drawingml/2006/picture">
                   <pic:nvPicPr>
                     <pic:cNvPr id="101" name="Picture 2" descr="Sơ đồ luồng hoạt động của bài lab vpn-fingerprint_stunnel-https gồm 6 bước"/>
                     <pic:cNvPicPr>
@@ -5537,11 +5547,11 @@
           <w:szCs w:val="26"/>
         </w:rPr>
       </w:pPr>
-      <w:bookmarkStart w:id="2005" w:name="_Toc9F00001"/>
+      <w:bookmarkStart w:id="63" w:name="_Toc9F00001"/>
       <w:r>
         <w:t>Luồng hoạt động của bài lab vpn-fingerprint_stunnel-https</w:t>
       </w:r>
-      <w:bookmarkEnd w:id="2005"/>
+      <w:bookmarkEnd w:id="63"/>
     </w:p>
     <w:p>
       <w:pPr>
@@ -5558,7 +5568,7 @@
           <w:lang w:val="en-US"/>
         </w:rPr>
       </w:pPr>
-      <w:bookmarkStart w:id="2006" w:name="_Toc9000005"/>
+      <w:bookmarkStart w:id="64" w:name="_Toc9000005"/>
       <w:r>
         <w:rPr>
           <w:rFonts w:ascii="Times New Roman" w:hAnsi="Times New Roman" w:cs="Times New Roman"/>
@@ -5569,7 +5579,7 @@
         </w:rPr>
         <w:t>Phân tích yêu cầu bài thực hành</w:t>
       </w:r>
-      <w:bookmarkEnd w:id="2006"/>
+      <w:bookmarkEnd w:id="64"/>
     </w:p>
     <w:p>
       <w:pPr>
@@ -5583,7 +5593,7 @@
           <w:szCs w:val="28"/>
           <w:lang w:val="vi-VN"/>
         </w:rPr>
-        <w:t xml:space="preserve">Hệ thống cung cấp các container client, gateway, stunnel-srv, https-srv và fake-https. Gateway là router, đồng thời là điểm capture và chạy tshark, Zeek và detector. stunnel-srv nhận kết nối TLS trên TCP/443 và chuyển tới OpenVPN TCP/1194 trên localhost; https-srv chạy Nginx HTTP/80 và HTTPS/443 với SNI shop.example.com; fake-https là TLS listener TCP/443 với self-signed certificate và backend không phải HTTP.</w:t>
+        <w:t>Hệ thống cung cấp các container client, gateway, stunnel-srv, https-srv và fake-https. Gateway là router, đồng thời là điểm capture và chạy tshark, Zeek và detector. stunnel-srv nhận kết nối TLS trên TCP/443 và chuyển tới OpenVPN TCP/1194 trên localhost; https-srv chạy Nginx HTTP/80 và HTTPS/443 với SNI shop.example.com; fake-https là TLS listener TCP/443 với self-signed certificate và backend không phải HTTP.</w:t>
       </w:r>
     </w:p>
     <w:p>
@@ -5598,14 +5608,23 @@
           <w:szCs w:val="28"/>
           <w:lang w:val="vi-VN"/>
         </w:rPr>
-        <w:t xml:space="preserve">Ba endpoint cùng dùng TCP/443 nhưng vẫn có thể phân biệt qua metadata mà không đọc payload ứng dụng. Dấu hiệu dự kiến: HTTPS thật gửi SNI shop.example.com; stunnel client và fake TLS probe không gửi SNI. Không dùng một dấu hiệu duy nhất để kết luận có VPN; kết luận phải dựa trên nhiều bằng chứng, như minh họa trong hình dưới đây.</w:t>
-      </w:r>
-    </w:p>
-    <w:p xmlns:a="http://schemas.openxmlformats.org/drawingml/2006/main" xmlns:pic="http://schemas.openxmlformats.org/drawingml/2006/picture">
+        <w:t xml:space="preserve">Ba endpoint cùng dùng TCP/443 nhưng vẫn có thể phân biệt qua metadata mà không đọc payload ứng dụng. Dấu hiệu dự kiến: HTTPS thật gửi SNI </w:t>
+      </w:r>
+      <w:r>
+        <w:rPr>
+          <w:rFonts w:eastAsia="Times New Roman" w:cs="Times New Roman"/>
+          <w:color w:val="000000" w:themeColor="text1"/>
+          <w:szCs w:val="28"/>
+          <w:lang w:val="vi-VN"/>
+        </w:rPr>
+        <w:lastRenderedPageBreak/>
+        <w:t>shop.example.com; stunnel client và fake TLS probe không gửi SNI. Không dùng một dấu hiệu duy nhất để kết luận có VPN; kết luận phải dựa trên nhiều bằng chứng, như minh họa trong hình dưới đây.</w:t>
+      </w:r>
+    </w:p>
+    <w:p>
       <w:pPr>
         <w:pStyle w:val="CTDT-CDR"/>
         <w:keepNext/>
-        <w:spacing w:before="120"/>
         <w:ind w:left="0" w:firstLine="0"/>
         <w:jc w:val="center"/>
       </w:pPr>
@@ -5614,16 +5633,16 @@
           <w:noProof/>
         </w:rPr>
         <w:drawing>
-          <wp:inline distT="0" distB="0" distL="0" distR="0">
+          <wp:inline distT="0" distB="0" distL="0" distR="0" wp14:anchorId="7834D306" wp14:editId="1D907508">
             <wp:extent cx="5394960" cy="2427732"/>
             <wp:effectExtent l="0" t="0" r="0" b="0"/>
             <wp:docPr id="102" name="Picture 3" descr="So sánh ba endpoint TCP/443: HTTPS thật, OpenVPN qua stunnel và TLS endpoint giả"/>
             <wp:cNvGraphicFramePr>
-              <a:graphicFrameLocks noChangeAspect="1"/>
+              <a:graphicFrameLocks xmlns:a="http://schemas.openxmlformats.org/drawingml/2006/main" noChangeAspect="1"/>
             </wp:cNvGraphicFramePr>
-            <a:graphic>
+            <a:graphic xmlns:a="http://schemas.openxmlformats.org/drawingml/2006/main">
               <a:graphicData uri="http://schemas.openxmlformats.org/drawingml/2006/picture">
-                <pic:pic>
+                <pic:pic xmlns:pic="http://schemas.openxmlformats.org/drawingml/2006/picture">
                   <pic:nvPicPr>
                     <pic:cNvPr id="102" name="Picture 3" descr="So sánh ba endpoint TCP/443: HTTPS thật, OpenVPN qua stunnel và TLS endpoint giả"/>
                     <pic:cNvPicPr>
@@ -5662,11 +5681,11 @@
           <w:szCs w:val="26"/>
         </w:rPr>
       </w:pPr>
-      <w:bookmarkStart w:id="2007" w:name="_Toc9F00002"/>
+      <w:bookmarkStart w:id="65" w:name="_Toc9F00002"/>
       <w:r>
         <w:t>Ba endpoint TCP/443 và dấu hiệu TLS dự kiến</w:t>
       </w:r>
-      <w:bookmarkEnd w:id="2007"/>
+      <w:bookmarkEnd w:id="65"/>
     </w:p>
     <w:p>
       <w:pPr>
@@ -5680,7 +5699,7 @@
           <w:szCs w:val="28"/>
           <w:lang w:val="vi-VN"/>
         </w:rPr>
-        <w:t xml:space="preserve">Bài lab cần hai tệp PCAP với yêu cầu như trong bảng dưới đây; lệnh validate-pcaps.sh kiểm tra chất lượng các PCAP này.</w:t>
+        <w:t>Bài lab cần hai tệp PCAP với yêu cầu như trong bảng dưới đây; lệnh validate-pcaps.sh kiểm tra chất lượng các PCAP này.</w:t>
       </w:r>
     </w:p>
     <w:p>
@@ -5691,11 +5710,11 @@
           <w:lang w:val="en-US"/>
         </w:rPr>
       </w:pPr>
-      <w:bookmarkStart w:id="2008" w:name="_Toc9T00001"/>
+      <w:bookmarkStart w:id="66" w:name="_Toc9T00001"/>
       <w:r>
         <w:t>Yêu cầu đối với hai tệp PCAP</w:t>
       </w:r>
-      <w:bookmarkEnd w:id="2008"/>
+      <w:bookmarkEnd w:id="66"/>
     </w:p>
     <w:tbl>
       <w:tblPr>
@@ -5737,7 +5756,7 @@
                 <w:sz w:val="26"/>
                 <w:szCs w:val="26"/>
               </w:rPr>
-              <w:t xml:space="preserve">PCAP</w:t>
+              <w:t>PCAP</w:t>
             </w:r>
           </w:p>
         </w:tc>
@@ -5761,7 +5780,7 @@
                 <w:sz w:val="26"/>
                 <w:szCs w:val="26"/>
               </w:rPr>
-              <w:t xml:space="preserve">Nội dung</w:t>
+              <w:t>Nội dung</w:t>
             </w:r>
           </w:p>
         </w:tc>
@@ -5785,7 +5804,7 @@
                 <w:sz w:val="26"/>
                 <w:szCs w:val="26"/>
               </w:rPr>
-              <w:t xml:space="preserve">Yêu cầu</w:t>
+              <w:t>Yêu cầu</w:t>
             </w:r>
           </w:p>
         </w:tc>
@@ -5814,7 +5833,7 @@
                 <w:sz w:val="26"/>
                 <w:szCs w:val="26"/>
               </w:rPr>
-              <w:t xml:space="preserve">https_only.pcap</w:t>
+              <w:t>https_only.pcap</w:t>
             </w:r>
           </w:p>
         </w:tc>
@@ -5838,7 +5857,7 @@
                 <w:sz w:val="26"/>
                 <w:szCs w:val="26"/>
               </w:rPr>
-              <w:t xml:space="preserve">HTTPS thật tới 10.0.2.20, không có kết nối TLS tới 10.0.2.10</w:t>
+              <w:t>HTTPS thật tới 10.0.2.20, không có kết nối TLS tới 10.0.2.10</w:t>
             </w:r>
           </w:p>
         </w:tc>
@@ -5862,7 +5881,7 @@
                 <w:sz w:val="26"/>
                 <w:szCs w:val="26"/>
               </w:rPr>
-              <w:t xml:space="preserve">Tạo trước khi chạy start-openvpn-stunnel.sh</w:t>
+              <w:t>Tạo trước khi chạy start-openvpn-stunnel.sh</w:t>
             </w:r>
           </w:p>
         </w:tc>
@@ -5891,7 +5910,7 @@
                 <w:sz w:val="26"/>
                 <w:szCs w:val="26"/>
               </w:rPr>
-              <w:t xml:space="preserve">mixed_tls.pcap</w:t>
+              <w:t>mixed_tls.pcap</w:t>
             </w:r>
           </w:p>
         </w:tc>
@@ -5915,7 +5934,7 @@
                 <w:sz w:val="26"/>
                 <w:szCs w:val="26"/>
               </w:rPr>
-              <w:t xml:space="preserve">ClientHello tới 10.0.2.10, 10.0.2.20 và 10.0.2.30; HTTP/80, DNS/53 và handshake mới của tunnel</w:t>
+              <w:t>ClientHello tới 10.0.2.10, 10.0.2.20 và 10.0.2.30; HTTP/80, DNS/53 và handshake mới của tunnel</w:t>
             </w:r>
           </w:p>
         </w:tc>
@@ -5939,7 +5958,7 @@
                 <w:sz w:val="26"/>
                 <w:szCs w:val="26"/>
               </w:rPr>
-              <w:t xml:space="preserve">Ít nhất 500 frame</w:t>
+              <w:t>Ít nhất 500 frame</w:t>
             </w:r>
           </w:p>
         </w:tc>
@@ -5948,7 +5967,7 @@
     <w:p>
       <w:pPr>
         <w:pStyle w:val="CTDT-CDR"/>
-        <w:spacing w:before="0" w:after="0"/>
+        <w:spacing w:before="0"/>
       </w:pPr>
     </w:p>
     <w:p>
@@ -5963,7 +5982,7 @@
           <w:szCs w:val="28"/>
           <w:lang w:val="vi-VN"/>
         </w:rPr>
-        <w:t xml:space="preserve">Detector detect_stunnel.py được đánh giá bằng evaluate.py trên hai PCAP này. Các tham số ở đầu file (TLS_PORT, KNOWN_SNI, REQUIRE_SNI, JA3_WHITELIST, MIN_TLS_HANDSHAKES, NO_HTTP_AFTER_TLS) là phần được phép chỉnh; mỗi lần thay đổi cần ghi lại false positive và false negative.</w:t>
+        <w:t>Detector detect_stunnel.py được đánh giá bằng evaluate.py trên hai PCAP này. Các tham số ở đầu file (TLS_PORT, KNOWN_SNI, REQUIRE_SNI, JA3_WHITELIST, MIN_TLS_HANDSHAKES, NO_HTTP_AFTER_TLS) là phần được phép chỉnh; mỗi lần thay đổi cần ghi lại false positive và false negative.</w:t>
       </w:r>
     </w:p>
     <w:p>
@@ -5981,7 +6000,7 @@
           <w:lang w:val="en-US"/>
         </w:rPr>
       </w:pPr>
-      <w:bookmarkStart w:id="2009" w:name="_Toc9000006"/>
+      <w:bookmarkStart w:id="67" w:name="_Toc9000006"/>
       <w:r>
         <w:rPr>
           <w:rFonts w:ascii="Times New Roman" w:hAnsi="Times New Roman" w:cs="Times New Roman"/>
@@ -5990,9 +6009,10 @@
           <w:color w:val="auto"/>
           <w:lang w:val="vi-VN"/>
         </w:rPr>
+        <w:lastRenderedPageBreak/>
         <w:t>Thiết kế bài thực hành</w:t>
       </w:r>
-      <w:bookmarkEnd w:id="2009"/>
+      <w:bookmarkEnd w:id="67"/>
     </w:p>
     <w:p>
       <w:pPr>
@@ -6006,14 +6026,13 @@
           <w:szCs w:val="28"/>
           <w:lang w:val="vi-VN"/>
         </w:rPr>
-        <w:t xml:space="preserve">Bài lab gồm hai mạng riêng: CLIENT_NET 10.0.1.0/24 và EXTERNAL_NET 10.0.2.0/24, được gateway nối với nhau. Địa chỉ và vai trò của từng container được liệt kê trong bảng dưới đây và minh họa trong sơ đồ mạng.</w:t>
-      </w:r>
-    </w:p>
-    <w:p xmlns:a="http://schemas.openxmlformats.org/drawingml/2006/main" xmlns:pic="http://schemas.openxmlformats.org/drawingml/2006/picture">
+        <w:t>Bài lab gồm hai mạng riêng: CLIENT_NET 10.0.1.0/24 và EXTERNAL_NET 10.0.2.0/24, được gateway nối với nhau. Địa chỉ và vai trò của từng container được liệt kê trong bảng dưới đây và minh họa trong sơ đồ mạng.</w:t>
+      </w:r>
+    </w:p>
+    <w:p>
       <w:pPr>
         <w:pStyle w:val="CTDT-CDR"/>
         <w:keepNext/>
-        <w:spacing w:before="120"/>
         <w:ind w:left="0" w:firstLine="0"/>
         <w:jc w:val="center"/>
       </w:pPr>
@@ -6022,16 +6041,16 @@
           <w:noProof/>
         </w:rPr>
         <w:drawing>
-          <wp:inline distT="0" distB="0" distL="0" distR="0">
+          <wp:inline distT="0" distB="0" distL="0" distR="0" wp14:anchorId="49E68474" wp14:editId="2B743A19">
             <wp:extent cx="5394960" cy="2517648"/>
             <wp:effectExtent l="0" t="0" r="0" b="0"/>
             <wp:docPr id="103" name="Picture 1" descr="Sơ đồ mạng gồm client-net, gateway và external-net với stunnel-srv, https-srv, fake-https"/>
             <wp:cNvGraphicFramePr>
-              <a:graphicFrameLocks noChangeAspect="1"/>
+              <a:graphicFrameLocks xmlns:a="http://schemas.openxmlformats.org/drawingml/2006/main" noChangeAspect="1"/>
             </wp:cNvGraphicFramePr>
-            <a:graphic>
+            <a:graphic xmlns:a="http://schemas.openxmlformats.org/drawingml/2006/main">
               <a:graphicData uri="http://schemas.openxmlformats.org/drawingml/2006/picture">
-                <pic:pic>
+                <pic:pic xmlns:pic="http://schemas.openxmlformats.org/drawingml/2006/picture">
                   <pic:nvPicPr>
                     <pic:cNvPr id="103" name="Picture 1" descr="Sơ đồ mạng gồm client-net, gateway và external-net với stunnel-srv, https-srv, fake-https"/>
                     <pic:cNvPicPr>
@@ -6039,7 +6058,7 @@
                     </pic:cNvPicPr>
                   </pic:nvPicPr>
                   <pic:blipFill>
-                    <a:blip r:embed="rId9"/>
+                    <a:blip r:embed="rId12"/>
                     <a:stretch>
                       <a:fillRect/>
                     </a:stretch>
@@ -6070,11 +6089,11 @@
           <w:szCs w:val="26"/>
         </w:rPr>
       </w:pPr>
-      <w:bookmarkStart w:id="2010" w:name="_Toc9F00003"/>
+      <w:bookmarkStart w:id="68" w:name="_Toc9F00003"/>
       <w:r>
         <w:t>Sơ đồ mạng bài lab vpn-fingerprint_stunnel-https</w:t>
       </w:r>
-      <w:bookmarkEnd w:id="2010"/>
+      <w:bookmarkEnd w:id="68"/>
     </w:p>
     <w:p>
       <w:pPr>
@@ -6084,11 +6103,11 @@
           <w:lang w:val="en-US"/>
         </w:rPr>
       </w:pPr>
-      <w:bookmarkStart w:id="2011" w:name="_Toc9T00002"/>
+      <w:bookmarkStart w:id="69" w:name="_Toc9T00002"/>
       <w:r>
         <w:t>Địa chỉ mạng và vai trò của các container</w:t>
       </w:r>
-      <w:bookmarkEnd w:id="2011"/>
+      <w:bookmarkEnd w:id="69"/>
     </w:p>
     <w:tbl>
       <w:tblPr>
@@ -6130,7 +6149,7 @@
                 <w:sz w:val="26"/>
                 <w:szCs w:val="26"/>
               </w:rPr>
-              <w:t xml:space="preserve">Container</w:t>
+              <w:t>Container</w:t>
             </w:r>
           </w:p>
         </w:tc>
@@ -6154,7 +6173,7 @@
                 <w:sz w:val="26"/>
                 <w:szCs w:val="26"/>
               </w:rPr>
-              <w:t xml:space="preserve">Địa chỉ</w:t>
+              <w:t>Địa chỉ</w:t>
             </w:r>
           </w:p>
         </w:tc>
@@ -6178,7 +6197,7 @@
                 <w:sz w:val="26"/>
                 <w:szCs w:val="26"/>
               </w:rPr>
-              <w:t xml:space="preserve">Vai trò</w:t>
+              <w:t>Vai trò</w:t>
             </w:r>
           </w:p>
         </w:tc>
@@ -6207,7 +6226,7 @@
                 <w:sz w:val="26"/>
                 <w:szCs w:val="26"/>
               </w:rPr>
-              <w:t xml:space="preserve">client</w:t>
+              <w:t>client</w:t>
             </w:r>
           </w:p>
         </w:tc>
@@ -6231,7 +6250,7 @@
                 <w:sz w:val="26"/>
                 <w:szCs w:val="26"/>
               </w:rPr>
-              <w:t xml:space="preserve">10.0.1.100</w:t>
+              <w:t>10.0.1.100</w:t>
             </w:r>
           </w:p>
         </w:tc>
@@ -6255,7 +6274,7 @@
                 <w:sz w:val="26"/>
                 <w:szCs w:val="26"/>
               </w:rPr>
-              <w:t xml:space="preserve">HTTPS, noise, stunnel client và OpenVPN client</w:t>
+              <w:t>HTTPS, noise, stunnel client và OpenVPN client</w:t>
             </w:r>
           </w:p>
         </w:tc>
@@ -6284,7 +6303,7 @@
                 <w:sz w:val="26"/>
                 <w:szCs w:val="26"/>
               </w:rPr>
-              <w:t xml:space="preserve">gateway</w:t>
+              <w:t>gateway</w:t>
             </w:r>
           </w:p>
         </w:tc>
@@ -6308,7 +6327,7 @@
                 <w:sz w:val="26"/>
                 <w:szCs w:val="26"/>
               </w:rPr>
-              <w:t xml:space="preserve">10.0.1.1, 10.0.2.1</w:t>
+              <w:t>10.0.1.1, 10.0.2.1</w:t>
             </w:r>
           </w:p>
         </w:tc>
@@ -6332,7 +6351,7 @@
                 <w:sz w:val="26"/>
                 <w:szCs w:val="26"/>
               </w:rPr>
-              <w:t xml:space="preserve">Router, điểm capture, tshark/Zeek/detector</w:t>
+              <w:t>Router, điểm capture, tshark/Zeek/detector</w:t>
             </w:r>
           </w:p>
         </w:tc>
@@ -6361,7 +6380,7 @@
                 <w:sz w:val="26"/>
                 <w:szCs w:val="26"/>
               </w:rPr>
-              <w:t xml:space="preserve">stunnel-srv</w:t>
+              <w:t>stunnel-srv</w:t>
             </w:r>
           </w:p>
         </w:tc>
@@ -6385,7 +6404,7 @@
                 <w:sz w:val="26"/>
                 <w:szCs w:val="26"/>
               </w:rPr>
-              <w:t xml:space="preserve">10.0.2.10</w:t>
+              <w:t>10.0.2.10</w:t>
             </w:r>
           </w:p>
         </w:tc>
@@ -6409,7 +6428,7 @@
                 <w:sz w:val="26"/>
                 <w:szCs w:val="26"/>
               </w:rPr>
-              <w:t xml:space="preserve">stunnel listener TCP/443 chuyển tới OpenVPN TCP/1194 trên localhost</w:t>
+              <w:t>stunnel listener TCP/443 chuyển tới OpenVPN TCP/1194 trên localhost</w:t>
             </w:r>
           </w:p>
         </w:tc>
@@ -6438,7 +6457,7 @@
                 <w:sz w:val="26"/>
                 <w:szCs w:val="26"/>
               </w:rPr>
-              <w:t xml:space="preserve">https-srv</w:t>
+              <w:t>https-srv</w:t>
             </w:r>
           </w:p>
         </w:tc>
@@ -6462,7 +6481,7 @@
                 <w:sz w:val="26"/>
                 <w:szCs w:val="26"/>
               </w:rPr>
-              <w:t xml:space="preserve">10.0.2.20</w:t>
+              <w:t>10.0.2.20</w:t>
             </w:r>
           </w:p>
         </w:tc>
@@ -6486,7 +6505,7 @@
                 <w:sz w:val="26"/>
                 <w:szCs w:val="26"/>
               </w:rPr>
-              <w:t xml:space="preserve">Nginx HTTP/80 và HTTPS/443 với SNI shop.example.com</w:t>
+              <w:t>Nginx HTTP/80 và HTTPS/443 với SNI shop.example.com</w:t>
             </w:r>
           </w:p>
         </w:tc>
@@ -6515,7 +6534,7 @@
                 <w:sz w:val="26"/>
                 <w:szCs w:val="26"/>
               </w:rPr>
-              <w:t xml:space="preserve">fake-https</w:t>
+              <w:t>fake-https</w:t>
             </w:r>
           </w:p>
         </w:tc>
@@ -6539,7 +6558,7 @@
                 <w:sz w:val="26"/>
                 <w:szCs w:val="26"/>
               </w:rPr>
-              <w:t xml:space="preserve">10.0.2.30</w:t>
+              <w:t>10.0.2.30</w:t>
             </w:r>
           </w:p>
         </w:tc>
@@ -6563,7 +6582,7 @@
                 <w:sz w:val="26"/>
                 <w:szCs w:val="26"/>
               </w:rPr>
-              <w:t xml:space="preserve">TLS listener TCP/443, self-signed cert, backend không phải HTTP</w:t>
+              <w:t>TLS listener TCP/443, self-signed cert, backend không phải HTTP</w:t>
             </w:r>
           </w:p>
         </w:tc>
@@ -6572,7 +6591,7 @@
     <w:p>
       <w:pPr>
         <w:pStyle w:val="CTDT-CDR"/>
-        <w:spacing w:before="0" w:after="0"/>
+        <w:spacing w:before="0"/>
       </w:pPr>
     </w:p>
     <w:p>
@@ -6587,7 +6606,7 @@
           <w:szCs w:val="28"/>
           <w:lang w:val="vi-VN"/>
         </w:rPr>
-        <w:t xml:space="preserve">Gateway có hai terminal nhưng vẫn là một container. Client không tự động bật tunnel khi khởi động; điều đó giúp tạo baseline trước khi có OpenVPN qua stunnel.</w:t>
+        <w:t>Gateway có hai terminal nhưng vẫn là một container. Client không tự động bật tunnel khi khởi động; điều đó giúp tạo baseline trước khi có OpenVPN qua stunnel.</w:t>
       </w:r>
     </w:p>
     <w:p>
@@ -6605,7 +6624,7 @@
           <w:lang w:val="en-US"/>
         </w:rPr>
       </w:pPr>
-      <w:bookmarkStart w:id="2012" w:name="_Toc9000007"/>
+      <w:bookmarkStart w:id="70" w:name="_Toc9000007"/>
       <w:r>
         <w:rPr>
           <w:rFonts w:ascii="Times New Roman" w:hAnsi="Times New Roman" w:cs="Times New Roman"/>
@@ -6614,9 +6633,10 @@
           <w:color w:val="auto"/>
           <w:lang w:val="vi-VN"/>
         </w:rPr>
+        <w:lastRenderedPageBreak/>
         <w:t>Cài đặt và cấu hình các máy ảo</w:t>
       </w:r>
-      <w:bookmarkEnd w:id="2012"/>
+      <w:bookmarkEnd w:id="70"/>
     </w:p>
     <w:p>
       <w:pPr>
@@ -6633,7 +6653,7 @@
           <w:lang w:val="en-US"/>
         </w:rPr>
       </w:pPr>
-      <w:bookmarkStart w:id="2013" w:name="_Toc9000008"/>
+      <w:bookmarkStart w:id="71" w:name="_Toc9000008"/>
       <w:r>
         <w:rPr>
           <w:rFonts w:ascii="Times New Roman" w:hAnsi="Times New Roman" w:cs="Times New Roman"/>
@@ -6644,7 +6664,7 @@
         </w:rPr>
         <w:t>Khởi động lab và kiểm tra container</w:t>
       </w:r>
-      <w:bookmarkEnd w:id="2013"/>
+      <w:bookmarkEnd w:id="71"/>
     </w:p>
     <w:p>
       <w:pPr>
@@ -6658,7 +6678,7 @@
           <w:szCs w:val="28"/>
           <w:lang w:val="vi-VN"/>
         </w:rPr>
-        <w:t xml:space="preserve">Trên Ubuntu host:</w:t>
+        <w:t>Trên Ubuntu host:</w:t>
       </w:r>
     </w:p>
     <w:p>
@@ -6667,6 +6687,9 @@
         <w:spacing w:before="0"/>
         <w:ind w:left="346" w:firstLine="0"/>
         <w:jc w:val="left"/>
+        <w:rPr>
+          <w:lang w:val="en-US"/>
+        </w:rPr>
       </w:pPr>
       <w:r>
         <w:rPr>
@@ -6675,9 +6698,20 @@
           <w:iCs/>
           <w:color w:val="000000" w:themeColor="text1"/>
           <w:szCs w:val="28"/>
-          <w:lang w:val="vi-VN"/>
-        </w:rPr>
-        <w:t xml:space="preserve">cd /home/student/labtainer/labtainer-student</w:t>
+          <w:lang w:val="en-US"/>
+        </w:rPr>
+        <w:t xml:space="preserve">imodule </w:t>
+      </w:r>
+      <w:r>
+        <w:rPr>
+          <w:rFonts w:eastAsia="Times New Roman" w:cs="Times New Roman"/>
+          <w:i/>
+          <w:iCs/>
+          <w:color w:val="000000" w:themeColor="text1"/>
+          <w:szCs w:val="28"/>
+          <w:lang w:val="en-US"/>
+        </w:rPr>
+        <w:t>https://github.com/hop12345b/datn-labtainer/raw/refs/heads/main/vpn-fingerprint_stunnel-https/imodule.tar</w:t>
       </w:r>
     </w:p>
     <w:p>
@@ -6696,7 +6730,7 @@
           <w:szCs w:val="28"/>
           <w:lang w:val="vi-VN"/>
         </w:rPr>
-        <w:t xml:space="preserve">labtainer vpn-fingerprint_stunnel-https</w:t>
+        <w:t>labtainer vpn-fingerprint_stunnel-https</w:t>
       </w:r>
     </w:p>
     <w:p>
@@ -6711,7 +6745,7 @@
           <w:szCs w:val="28"/>
           <w:lang w:val="vi-VN"/>
         </w:rPr>
-        <w:t xml:space="preserve">Trên Ubuntu host, kiểm tra đúng 5 container của lab:</w:t>
+        <w:t>Trên Ubuntu host, kiểm tra đúng 5 container của lab:</w:t>
       </w:r>
     </w:p>
     <w:p>
@@ -6730,7 +6764,7 @@
           <w:szCs w:val="28"/>
           <w:lang w:val="vi-VN"/>
         </w:rPr>
-        <w:t xml:space="preserve">docker ps --filter 'name=vpn-fingerprint_stunnel-https' --format 'table {{.Names}}\t{{.Status}}'</w:t>
+        <w:t>docker ps --filter 'name=vpn-fingerprint_stunnel-https' --format 'table {{.Names}}\t{{.Status}}'</w:t>
       </w:r>
     </w:p>
     <w:p>
@@ -6745,7 +6779,7 @@
           <w:szCs w:val="28"/>
           <w:lang w:val="vi-VN"/>
         </w:rPr>
-        <w:t xml:space="preserve">Trên gateway:</w:t>
+        <w:t>Trên gateway:</w:t>
       </w:r>
     </w:p>
     <w:p>
@@ -6764,7 +6798,7 @@
           <w:szCs w:val="28"/>
           <w:lang w:val="vi-VN"/>
         </w:rPr>
-        <w:t xml:space="preserve">ip -br addr</w:t>
+        <w:t>ip -br addr</w:t>
       </w:r>
     </w:p>
     <w:p>
@@ -6783,7 +6817,7 @@
           <w:szCs w:val="28"/>
           <w:lang w:val="vi-VN"/>
         </w:rPr>
-        <w:t xml:space="preserve">ip route</w:t>
+        <w:t>ip route</w:t>
       </w:r>
     </w:p>
     <w:p>
@@ -6798,7 +6832,7 @@
           <w:szCs w:val="28"/>
           <w:lang w:val="vi-VN"/>
         </w:rPr>
-        <w:t xml:space="preserve">Xác nhận interface nối 10.0.2.1; script capture tự tìm interface này thay vì giả định luôn là eth0.</w:t>
+        <w:t>Xác nhận interface nối 10.0.2.1; script capture tự tìm interface này thay vì giả định luôn là eth0.</w:t>
       </w:r>
     </w:p>
     <w:p>
@@ -6816,7 +6850,7 @@
           <w:lang w:val="en-US"/>
         </w:rPr>
       </w:pPr>
-      <w:bookmarkStart w:id="2014" w:name="_Toc9000009"/>
+      <w:bookmarkStart w:id="72" w:name="_Toc9000009"/>
       <w:r>
         <w:rPr>
           <w:rFonts w:ascii="Times New Roman" w:hAnsi="Times New Roman" w:cs="Times New Roman"/>
@@ -6827,7 +6861,7 @@
         </w:rPr>
         <w:t>Kiểm tra HTTPS thật và SNI</w:t>
       </w:r>
-      <w:bookmarkEnd w:id="2014"/>
+      <w:bookmarkEnd w:id="72"/>
     </w:p>
     <w:p>
       <w:pPr>
@@ -6841,7 +6875,7 @@
           <w:szCs w:val="28"/>
           <w:lang w:val="vi-VN"/>
         </w:rPr>
-        <w:t xml:space="preserve">Trên client, kiểm tra HTTPS thật và SNI:</w:t>
+        <w:t>Trên client, kiểm tra HTTPS thật và SNI:</w:t>
       </w:r>
     </w:p>
     <w:p>
@@ -6860,7 +6894,7 @@
           <w:szCs w:val="28"/>
           <w:lang w:val="vi-VN"/>
         </w:rPr>
-        <w:t xml:space="preserve">timeout 8 openssl s_client -connect 10.0.2.20:443 -servername shop.example.com -CAfile /home/ubuntu/lab4-ca.crt -verify_return_error -brief &lt;/dev/null</w:t>
+        <w:t>timeout 8 openssl s_client -connect 10.0.2.20:443 -servername shop.example.com -CAfile /home/ubuntu/lab4-ca.crt -verify_return_error -brief &lt;/dev/null</w:t>
       </w:r>
     </w:p>
     <w:p>
@@ -6875,7 +6909,7 @@
           <w:szCs w:val="28"/>
           <w:lang w:val="vi-VN"/>
         </w:rPr>
-        <w:t xml:space="preserve">Kiểm tra nội dung web:</w:t>
+        <w:t>Kiểm tra nội dung web:</w:t>
       </w:r>
     </w:p>
     <w:p>
@@ -6894,7 +6928,7 @@
           <w:szCs w:val="28"/>
           <w:lang w:val="vi-VN"/>
         </w:rPr>
-        <w:t xml:space="preserve">curl --cacert /home/ubuntu/lab4-ca.crt --resolve shop.example.com:443:10.0.2.20 https://shop.example.com/</w:t>
+        <w:t>curl --cacert /home/ubuntu/lab4-ca.crt --resolve shop.example.com:443:10.0.2.20 https://shop.example.com/</w:t>
       </w:r>
     </w:p>
     <w:p>
@@ -6909,7 +6943,7 @@
           <w:szCs w:val="28"/>
           <w:lang w:val="vi-VN"/>
         </w:rPr>
-        <w:t xml:space="preserve">Kết quả HTML phải có REAL_HTTPS_OK.</w:t>
+        <w:t>Kết quả HTML phải có REAL_HTTPS_OK.</w:t>
       </w:r>
     </w:p>
     <w:p>
@@ -6927,7 +6961,7 @@
           <w:lang w:val="en-US"/>
         </w:rPr>
       </w:pPr>
-      <w:bookmarkStart w:id="2015" w:name="_Toc9000010"/>
+      <w:bookmarkStart w:id="73" w:name="_Toc9000010"/>
       <w:r>
         <w:rPr>
           <w:rFonts w:ascii="Times New Roman" w:hAnsi="Times New Roman" w:cs="Times New Roman"/>
@@ -6938,7 +6972,7 @@
         </w:rPr>
         <w:t>Thu thập và phân tích lưu lượng</w:t>
       </w:r>
-      <w:bookmarkEnd w:id="2015"/>
+      <w:bookmarkEnd w:id="73"/>
     </w:p>
     <w:p>
       <w:pPr>
@@ -6955,7 +6989,7 @@
           <w:lang w:val="en-US"/>
         </w:rPr>
       </w:pPr>
-      <w:bookmarkStart w:id="2016" w:name="_Toc9000011"/>
+      <w:bookmarkStart w:id="74" w:name="_Toc9000011"/>
       <w:r>
         <w:rPr>
           <w:rFonts w:ascii="Times New Roman" w:hAnsi="Times New Roman" w:cs="Times New Roman"/>
@@ -6966,7 +7000,7 @@
         </w:rPr>
         <w:t>Bắt baseline HTTPS thật</w:t>
       </w:r>
-      <w:bookmarkEnd w:id="2016"/>
+      <w:bookmarkEnd w:id="74"/>
     </w:p>
     <w:p>
       <w:pPr>
@@ -6980,7 +7014,7 @@
           <w:szCs w:val="28"/>
           <w:lang w:val="vi-VN"/>
         </w:rPr>
-        <w:t xml:space="preserve">Trên gateway, terminal 1:</w:t>
+        <w:t>Trên gateway, terminal 1:</w:t>
       </w:r>
     </w:p>
     <w:p>
@@ -6999,7 +7033,7 @@
           <w:szCs w:val="28"/>
           <w:lang w:val="vi-VN"/>
         </w:rPr>
-        <w:t xml:space="preserve">capture-traffic.sh start baseline</w:t>
+        <w:t>capture-traffic.sh start baseline</w:t>
       </w:r>
     </w:p>
     <w:p>
@@ -7014,7 +7048,7 @@
           <w:szCs w:val="28"/>
           <w:lang w:val="vi-VN"/>
         </w:rPr>
-        <w:t xml:space="preserve">Trên client:</w:t>
+        <w:t>Trên client:</w:t>
       </w:r>
     </w:p>
     <w:p>
@@ -7033,7 +7067,7 @@
           <w:szCs w:val="28"/>
           <w:lang w:val="vi-VN"/>
         </w:rPr>
-        <w:t xml:space="preserve">traffic-generator.sh https-only 1</w:t>
+        <w:t>traffic-generator.sh https-only 1</w:t>
       </w:r>
     </w:p>
     <w:p>
@@ -7048,7 +7082,7 @@
           <w:szCs w:val="28"/>
           <w:lang w:val="vi-VN"/>
         </w:rPr>
-        <w:t xml:space="preserve">Trên gateway, terminal 1:</w:t>
+        <w:t>Trên gateway, terminal 1:</w:t>
       </w:r>
     </w:p>
     <w:p>
@@ -7067,7 +7101,8 @@
           <w:szCs w:val="28"/>
           <w:lang w:val="vi-VN"/>
         </w:rPr>
-        <w:t xml:space="preserve">capture-traffic.sh stop</w:t>
+        <w:lastRenderedPageBreak/>
+        <w:t>capture-traffic.sh stop</w:t>
       </w:r>
     </w:p>
     <w:p>
@@ -7086,7 +7121,7 @@
           <w:szCs w:val="28"/>
           <w:lang w:val="vi-VN"/>
         </w:rPr>
-        <w:t xml:space="preserve">ls -lh /home/ubuntu/https_only.pcap</w:t>
+        <w:t>ls -lh /home/ubuntu/https_only.pcap</w:t>
       </w:r>
     </w:p>
     <w:p>
@@ -7101,7 +7136,7 @@
           <w:szCs w:val="28"/>
           <w:lang w:val="vi-VN"/>
         </w:rPr>
-        <w:t xml:space="preserve">Baseline phải được tạo trước khi chạy start-openvpn-stunnel.sh. Nó chứa HTTPS thật tới 10.0.2.20 và không có kết nối TLS tới 10.0.2.10.</w:t>
+        <w:t>Baseline phải được tạo trước khi chạy start-openvpn-stunnel.sh. Nó chứa HTTPS thật tới 10.0.2.20 và không có kết nối TLS tới 10.0.2.10.</w:t>
       </w:r>
     </w:p>
     <w:p>
@@ -7119,7 +7154,7 @@
           <w:lang w:val="en-US"/>
         </w:rPr>
       </w:pPr>
-      <w:bookmarkStart w:id="2017" w:name="_Toc9000012"/>
+      <w:bookmarkStart w:id="75" w:name="_Toc9000012"/>
       <w:r>
         <w:rPr>
           <w:rFonts w:ascii="Times New Roman" w:hAnsi="Times New Roman" w:cs="Times New Roman"/>
@@ -7130,7 +7165,7 @@
         </w:rPr>
         <w:t>Trích xuất SNI và JA3 từ baseline</w:t>
       </w:r>
-      <w:bookmarkEnd w:id="2017"/>
+      <w:bookmarkEnd w:id="75"/>
     </w:p>
     <w:p>
       <w:pPr>
@@ -7144,7 +7179,7 @@
           <w:szCs w:val="28"/>
           <w:lang w:val="vi-VN"/>
         </w:rPr>
-        <w:t xml:space="preserve">Trên gateway, liệt kê ClientHello, destination, SNI và JA3:</w:t>
+        <w:t>Trên gateway, liệt kê ClientHello, destination, SNI và JA3:</w:t>
       </w:r>
     </w:p>
     <w:p>
@@ -7163,7 +7198,7 @@
           <w:szCs w:val="28"/>
           <w:lang w:val="vi-VN"/>
         </w:rPr>
-        <w:t xml:space="preserve">tshark -n -r /home/ubuntu/https_only.pcap -Y 'tcp.port == 443 &amp;&amp; tls.handshake.type == 1' -T fields -E header=y -e frame.time -e ip.src -e ip.dst -e tcp.srcport -e tls.handshake.extensions_server_name -e tls.handshake.ja3</w:t>
+        <w:t>tshark -n -r /home/ubuntu/https_only.pcap -Y 'tcp.port == 443 &amp;&amp; tls.handshake.type == 1' -T fields -E header=y -e frame.time -e ip.src -e ip.dst -e tcp.srcport -e tls.handshake.extensions_server_name -e tls.handshake.ja3</w:t>
       </w:r>
     </w:p>
     <w:p>
@@ -7178,7 +7213,7 @@
           <w:szCs w:val="28"/>
           <w:lang w:val="vi-VN"/>
         </w:rPr>
-        <w:t xml:space="preserve">Ghi nhận JA3 của HTTPS thật (destination 10.0.2.20). Không chép một hash mẫu từ Internet: hash phụ thuộc TLS implementation, phiên bản OpenSSL/libcurl, TLS options và ClientHello được quan sát trong chính PCAP.</w:t>
+        <w:t>Ghi nhận JA3 của HTTPS thật (destination 10.0.2.20). Không chép một hash mẫu từ Internet: hash phụ thuộc TLS implementation, phiên bản OpenSSL/libcurl, TLS options và ClientHello được quan sát trong chính PCAP.</w:t>
       </w:r>
     </w:p>
     <w:p>
@@ -7193,7 +7228,7 @@
           <w:szCs w:val="28"/>
           <w:lang w:val="vi-VN"/>
         </w:rPr>
-        <w:t xml:space="preserve">Kiểm tra tshark có JA3 field:</w:t>
+        <w:t>Kiểm tra tshark có JA3 field:</w:t>
       </w:r>
     </w:p>
     <w:p>
@@ -7212,7 +7247,7 @@
           <w:szCs w:val="28"/>
           <w:lang w:val="vi-VN"/>
         </w:rPr>
-        <w:t xml:space="preserve">tshark -G fields | grep -F 'tls.handshake.ja3'</w:t>
+        <w:t>tshark -G fields | grep -F 'tls.handshake.ja3'</w:t>
       </w:r>
     </w:p>
     <w:p>
@@ -7227,7 +7262,7 @@
           <w:szCs w:val="28"/>
           <w:lang w:val="vi-VN"/>
         </w:rPr>
-        <w:t xml:space="preserve">Chạy Zeek với script JA3 kèm theo:</w:t>
+        <w:t>Chạy Zeek với script JA3 kèm theo:</w:t>
       </w:r>
     </w:p>
     <w:p>
@@ -7246,7 +7281,7 @@
           <w:szCs w:val="28"/>
           <w:lang w:val="vi-VN"/>
         </w:rPr>
-        <w:t xml:space="preserve">zeek-run.sh /home/ubuntu/https_only.pcap /home/ubuntu/zeek_logs/https_only</w:t>
+        <w:t>zeek-run.sh /home/ubuntu/https_only.pcap /home/ubuntu/zeek_logs/https_only</w:t>
       </w:r>
     </w:p>
     <w:p>
@@ -7261,7 +7296,7 @@
           <w:szCs w:val="28"/>
           <w:lang w:val="vi-VN"/>
         </w:rPr>
-        <w:t xml:space="preserve">Xem log TLS:</w:t>
+        <w:t>Xem log TLS:</w:t>
       </w:r>
     </w:p>
     <w:p>
@@ -7280,7 +7315,7 @@
           <w:szCs w:val="28"/>
           <w:lang w:val="vi-VN"/>
         </w:rPr>
-        <w:t xml:space="preserve">cat /home/ubuntu/zeek_logs/https_only/ssl.log | zeek-cut ts id.orig_h id.resp_h id.resp_p version server_name ja3</w:t>
+        <w:t>cat /home/ubuntu/zeek_logs/https_only/ssl.log | zeek-cut ts id.orig_h id.resp_h id.resp_p version server_name ja3</w:t>
       </w:r>
     </w:p>
     <w:p>
@@ -7295,7 +7330,7 @@
           <w:szCs w:val="28"/>
           <w:lang w:val="vi-VN"/>
         </w:rPr>
-        <w:t xml:space="preserve">ssl.log chuẩn của Zeek cung cấp metadata TLS và SNI; trường ja3 được thêm bởi ja3.zeek đi kèm lab. Xem x509.log nếu log certificate được tạo bởi phiên bản Zeek đã cài.</w:t>
+        <w:t>ssl.log chuẩn của Zeek cung cấp metadata TLS và SNI; trường ja3 được thêm bởi ja3.zeek đi kèm lab. Xem x509.log nếu log certificate được tạo bởi phiên bản Zeek đã cài.</w:t>
       </w:r>
     </w:p>
     <w:p>
@@ -7313,7 +7348,7 @@
           <w:lang w:val="en-US"/>
         </w:rPr>
       </w:pPr>
-      <w:bookmarkStart w:id="2018" w:name="_Toc9000013"/>
+      <w:bookmarkStart w:id="76" w:name="_Toc9000013"/>
       <w:r>
         <w:rPr>
           <w:rFonts w:ascii="Times New Roman" w:hAnsi="Times New Roman" w:cs="Times New Roman"/>
@@ -7324,7 +7359,7 @@
         </w:rPr>
         <w:t>Khởi động OpenVPN qua stunnel</w:t>
       </w:r>
-      <w:bookmarkEnd w:id="2018"/>
+      <w:bookmarkEnd w:id="76"/>
     </w:p>
     <w:p>
       <w:pPr>
@@ -7338,7 +7373,7 @@
           <w:szCs w:val="28"/>
           <w:lang w:val="vi-VN"/>
         </w:rPr>
-        <w:t xml:space="preserve">Trên stunnel-srv:</w:t>
+        <w:t>Trên stunnel-srv:</w:t>
       </w:r>
     </w:p>
     <w:p>
@@ -7357,7 +7392,7 @@
           <w:szCs w:val="28"/>
           <w:lang w:val="vi-VN"/>
         </w:rPr>
-        <w:t xml:space="preserve">sudo systemctl status lab4-openvpn-server.service --no-pager</w:t>
+        <w:t>sudo systemctl status lab4-openvpn-server.service --no-pager</w:t>
       </w:r>
     </w:p>
     <w:p>
@@ -7376,7 +7411,7 @@
           <w:szCs w:val="28"/>
           <w:lang w:val="vi-VN"/>
         </w:rPr>
-        <w:t xml:space="preserve">sudo systemctl status lab4-stunnel-server.service --no-pager</w:t>
+        <w:t>sudo systemctl status lab4-stunnel-server.service --no-pager</w:t>
       </w:r>
     </w:p>
     <w:p>
@@ -7395,7 +7430,7 @@
           <w:szCs w:val="28"/>
           <w:lang w:val="vi-VN"/>
         </w:rPr>
-        <w:t xml:space="preserve">sudo ss -ltnp | grep -E ':(443|1194)\b'</w:t>
+        <w:t>sudo ss -ltnp | grep -E ':(443|1194)\b'</w:t>
       </w:r>
     </w:p>
     <w:p>
@@ -7410,7 +7445,7 @@
           <w:szCs w:val="28"/>
           <w:lang w:val="vi-VN"/>
         </w:rPr>
-        <w:t xml:space="preserve">Kỳ vọng: stunnel nghe TCP/443 tại 10.0.2.10; OpenVPN nghe TCP/1194 trên loopback. Không kỳ vọng UDP/1194 vì lab dùng stunnel TCP.</w:t>
+        <w:t>Kỳ vọng: stunnel nghe TCP/443 tại 10.0.2.10; OpenVPN nghe TCP/1194 trên loopback. Không kỳ vọng UDP/1194 vì lab dùng stunnel TCP.</w:t>
       </w:r>
     </w:p>
     <w:p>
@@ -7425,7 +7460,7 @@
           <w:szCs w:val="28"/>
           <w:lang w:val="vi-VN"/>
         </w:rPr>
-        <w:t xml:space="preserve">Trên client:</w:t>
+        <w:t>Trên client:</w:t>
       </w:r>
     </w:p>
     <w:p>
@@ -7444,7 +7479,7 @@
           <w:szCs w:val="28"/>
           <w:lang w:val="vi-VN"/>
         </w:rPr>
-        <w:t xml:space="preserve">sudo systemctl start lab4-stunnel-client.service</w:t>
+        <w:t>sudo systemctl start lab4-stunnel-client.service</w:t>
       </w:r>
     </w:p>
     <w:p>
@@ -7463,7 +7498,8 @@
           <w:szCs w:val="28"/>
           <w:lang w:val="vi-VN"/>
         </w:rPr>
-        <w:t xml:space="preserve">sudo systemctl start lab4-openvpn-client.service</w:t>
+        <w:lastRenderedPageBreak/>
+        <w:t>sudo systemctl start lab4-openvpn-client.service</w:t>
       </w:r>
     </w:p>
     <w:p>
@@ -7478,7 +7514,7 @@
           <w:szCs w:val="28"/>
           <w:lang w:val="vi-VN"/>
         </w:rPr>
-        <w:t xml:space="preserve">Hoặc dùng wrapper:</w:t>
+        <w:t>Hoặc dùng wrapper:</w:t>
       </w:r>
     </w:p>
     <w:p>
@@ -7497,7 +7533,7 @@
           <w:szCs w:val="28"/>
           <w:lang w:val="vi-VN"/>
         </w:rPr>
-        <w:t xml:space="preserve">start-openvpn-stunnel.sh</w:t>
+        <w:t>start-openvpn-stunnel.sh</w:t>
       </w:r>
     </w:p>
     <w:p>
@@ -7512,7 +7548,7 @@
           <w:szCs w:val="28"/>
           <w:lang w:val="vi-VN"/>
         </w:rPr>
-        <w:t xml:space="preserve">Xác nhận tunnel:</w:t>
+        <w:t>Xác nhận tunnel:</w:t>
       </w:r>
     </w:p>
     <w:p>
@@ -7531,7 +7567,7 @@
           <w:szCs w:val="28"/>
           <w:lang w:val="vi-VN"/>
         </w:rPr>
-        <w:t xml:space="preserve">ip -br addr show tun0</w:t>
+        <w:t>ip -br addr show tun0</w:t>
       </w:r>
     </w:p>
     <w:p>
@@ -7550,7 +7586,7 @@
           <w:szCs w:val="28"/>
           <w:lang w:val="vi-VN"/>
         </w:rPr>
-        <w:t xml:space="preserve">ip route</w:t>
+        <w:t>ip route</w:t>
       </w:r>
     </w:p>
     <w:p>
@@ -7569,7 +7605,7 @@
           <w:szCs w:val="28"/>
           <w:lang w:val="vi-VN"/>
         </w:rPr>
-        <w:t xml:space="preserve">sudo systemctl --no-pager --full status lab4-openvpn-client.service</w:t>
+        <w:t>sudo systemctl --no-pager --full status lab4-openvpn-client.service</w:t>
       </w:r>
     </w:p>
     <w:p>
@@ -7584,7 +7620,7 @@
           <w:szCs w:val="28"/>
           <w:lang w:val="vi-VN"/>
         </w:rPr>
-        <w:t xml:space="preserve">Gửi ping qua tunnel:</w:t>
+        <w:t>Gửi ping qua tunnel:</w:t>
       </w:r>
     </w:p>
     <w:p>
@@ -7603,7 +7639,7 @@
           <w:szCs w:val="28"/>
           <w:lang w:val="vi-VN"/>
         </w:rPr>
-        <w:t xml:space="preserve">ping -I tun0 -c 4 -W 2 10.8.0.1</w:t>
+        <w:t>ping -I tun0 -c 4 -W 2 10.8.0.1</w:t>
       </w:r>
     </w:p>
     <w:p>
@@ -7618,7 +7654,7 @@
           <w:szCs w:val="28"/>
           <w:lang w:val="vi-VN"/>
         </w:rPr>
-        <w:t xml:space="preserve">Nếu không có tun0, xem log:</w:t>
+        <w:t>Nếu không có tun0, xem log:</w:t>
       </w:r>
     </w:p>
     <w:p>
@@ -7637,7 +7673,7 @@
           <w:szCs w:val="28"/>
           <w:lang w:val="vi-VN"/>
         </w:rPr>
-        <w:t xml:space="preserve">sudo journalctl -u lab4-openvpn-client.service -n 80 --no-pager</w:t>
+        <w:t>sudo journalctl -u lab4-openvpn-client.service -n 80 --no-pager</w:t>
       </w:r>
     </w:p>
     <w:p>
@@ -7656,7 +7692,7 @@
           <w:szCs w:val="28"/>
           <w:lang w:val="vi-VN"/>
         </w:rPr>
-        <w:t xml:space="preserve">sudo journalctl -u lab4-stunnel-client.service -n 80 --no-pager</w:t>
+        <w:t>sudo journalctl -u lab4-stunnel-client.service -n 80 --no-pager</w:t>
       </w:r>
     </w:p>
     <w:p>
@@ -7671,7 +7707,7 @@
           <w:szCs w:val="28"/>
           <w:lang w:val="vi-VN"/>
         </w:rPr>
-        <w:t xml:space="preserve">Sau khi xác nhận được tunnel, dừng client tunnel để mixed capture ghi được handshake mới:</w:t>
+        <w:t>Sau khi xác nhận được tunnel, dừng client tunnel để mixed capture ghi được handshake mới:</w:t>
       </w:r>
     </w:p>
     <w:p>
@@ -7690,7 +7726,7 @@
           <w:szCs w:val="28"/>
           <w:lang w:val="vi-VN"/>
         </w:rPr>
-        <w:t xml:space="preserve">stop-openvpn-stunnel.sh</w:t>
+        <w:t>stop-openvpn-stunnel.sh</w:t>
       </w:r>
     </w:p>
     <w:p>
@@ -7708,7 +7744,7 @@
           <w:lang w:val="en-US"/>
         </w:rPr>
       </w:pPr>
-      <w:bookmarkStart w:id="2019" w:name="_Toc9000014"/>
+      <w:bookmarkStart w:id="77" w:name="_Toc9000014"/>
       <w:r>
         <w:rPr>
           <w:rFonts w:ascii="Times New Roman" w:hAnsi="Times New Roman" w:cs="Times New Roman"/>
@@ -7719,7 +7755,7 @@
         </w:rPr>
         <w:t>Thu thập mixed TLS và noise</w:t>
       </w:r>
-      <w:bookmarkEnd w:id="2019"/>
+      <w:bookmarkEnd w:id="77"/>
     </w:p>
     <w:p>
       <w:pPr>
@@ -7733,7 +7769,7 @@
           <w:szCs w:val="28"/>
           <w:lang w:val="vi-VN"/>
         </w:rPr>
-        <w:t xml:space="preserve">Trên gateway, terminal 1:</w:t>
+        <w:t>Trên gateway, terminal 1:</w:t>
       </w:r>
     </w:p>
     <w:p>
@@ -7752,7 +7788,7 @@
           <w:szCs w:val="28"/>
           <w:lang w:val="vi-VN"/>
         </w:rPr>
-        <w:t xml:space="preserve">capture-traffic.sh start mixed</w:t>
+        <w:t>capture-traffic.sh start mixed</w:t>
       </w:r>
     </w:p>
     <w:p>
@@ -7767,7 +7803,7 @@
           <w:szCs w:val="28"/>
           <w:lang w:val="vi-VN"/>
         </w:rPr>
-        <w:t xml:space="preserve">Trên client, lệnh sau khởi động lại stunnel/OpenVPN sau khi capture bắt đầu, tạo một kết nối HTTPS thật, một TLS tới fake endpoint, lưu lượng HTTP/80 và DNS/53, đồng thời thử ping qua tun0:</w:t>
+        <w:t>Trên client, lệnh sau khởi động lại stunnel/OpenVPN sau khi capture bắt đầu, tạo một kết nối HTTPS thật, một TLS tới fake endpoint, lưu lượng HTTP/80 và DNS/53, đồng thời thử ping qua tun0:</w:t>
       </w:r>
     </w:p>
     <w:p>
@@ -7786,7 +7822,7 @@
           <w:szCs w:val="28"/>
           <w:lang w:val="vi-VN"/>
         </w:rPr>
-        <w:t xml:space="preserve">traffic-generator.sh mixed 100</w:t>
+        <w:t>traffic-generator.sh mixed 100</w:t>
       </w:r>
     </w:p>
     <w:p>
@@ -7801,7 +7837,7 @@
           <w:szCs w:val="28"/>
           <w:lang w:val="vi-VN"/>
         </w:rPr>
-        <w:t xml:space="preserve">Chờ MIXED_TRAFFIC_GENERATION=DONE. Sau đó trên gateway, terminal 1:</w:t>
+        <w:t>Chờ MIXED_TRAFFIC_GENERATION=DONE. Sau đó trên gateway, terminal 1:</w:t>
       </w:r>
     </w:p>
     <w:p>
@@ -7820,7 +7856,7 @@
           <w:szCs w:val="28"/>
           <w:lang w:val="vi-VN"/>
         </w:rPr>
-        <w:t xml:space="preserve">capture-traffic.sh stop</w:t>
+        <w:t>capture-traffic.sh stop</w:t>
       </w:r>
     </w:p>
     <w:p>
@@ -7835,7 +7871,7 @@
           <w:szCs w:val="28"/>
           <w:lang w:val="vi-VN"/>
         </w:rPr>
-        <w:t xml:space="preserve">Trên gateway, kiểm tra gói:</w:t>
+        <w:t>Trên gateway, kiểm tra gói:</w:t>
       </w:r>
     </w:p>
     <w:p>
@@ -7854,7 +7890,7 @@
           <w:szCs w:val="28"/>
           <w:lang w:val="vi-VN"/>
         </w:rPr>
-        <w:t xml:space="preserve">ls -lh /home/ubuntu/mixed_tls.pcap</w:t>
+        <w:t>ls -lh /home/ubuntu/mixed_tls.pcap</w:t>
       </w:r>
     </w:p>
     <w:p>
@@ -7873,7 +7909,7 @@
           <w:szCs w:val="28"/>
           <w:lang w:val="vi-VN"/>
         </w:rPr>
-        <w:t xml:space="preserve">tshark -n -r /home/ubuntu/mixed_tls.pcap -Y 'tcp.port == 443 &amp;&amp; tls.handshake.type == 1' -T fields -e ip.src -e ip.dst -e tcp.srcport -e tls.handshake.extensions_server_name -e tls.handshake.ja3</w:t>
+        <w:t>tshark -n -r /home/ubuntu/mixed_tls.pcap -Y 'tcp.port == 443 &amp;&amp; tls.handshake.type == 1' -T fields -e ip.src -e ip.dst -e tcp.srcport -e tls.handshake.extensions_server_name -e tls.handshake.ja3</w:t>
       </w:r>
     </w:p>
     <w:p>
@@ -7888,7 +7924,7 @@
           <w:szCs w:val="28"/>
           <w:lang w:val="vi-VN"/>
         </w:rPr>
-        <w:t xml:space="preserve">Đếm frame:</w:t>
+        <w:t>Đếm frame:</w:t>
       </w:r>
     </w:p>
     <w:p>
@@ -7907,7 +7943,8 @@
           <w:szCs w:val="28"/>
           <w:lang w:val="vi-VN"/>
         </w:rPr>
-        <w:t xml:space="preserve">tshark -n -r /home/ubuntu/mixed_tls.pcap -T fields -e frame.number | tail -n 1</w:t>
+        <w:lastRenderedPageBreak/>
+        <w:t>tshark -n -r /home/ubuntu/mixed_tls.pcap -T fields -e frame.number | tail -n 1</w:t>
       </w:r>
     </w:p>
     <w:p>
@@ -7922,7 +7959,7 @@
           <w:szCs w:val="28"/>
           <w:lang w:val="vi-VN"/>
         </w:rPr>
-        <w:t xml:space="preserve">Kiểm tra endpoint TLS phải có ClientHello tới 10.0.2.10, 10.0.2.20 và 10.0.2.30. Dấu hiệu dự kiến: HTTPS thật gửi SNI shop.example.com; stunnel client và fake TLS probe không gửi SNI.</w:t>
+        <w:t>Kiểm tra endpoint TLS phải có ClientHello tới 10.0.2.10, 10.0.2.20 và 10.0.2.30. Dấu hiệu dự kiến: HTTPS thật gửi SNI shop.example.com; stunnel client và fake TLS probe không gửi SNI.</w:t>
       </w:r>
     </w:p>
     <w:p>
@@ -7940,7 +7977,7 @@
           <w:lang w:val="en-US"/>
         </w:rPr>
       </w:pPr>
-      <w:bookmarkStart w:id="2020" w:name="_Toc9000015"/>
+      <w:bookmarkStart w:id="78" w:name="_Toc9000015"/>
       <w:r>
         <w:rPr>
           <w:rFonts w:ascii="Times New Roman" w:hAnsi="Times New Roman" w:cs="Times New Roman"/>
@@ -7951,7 +7988,7 @@
         </w:rPr>
         <w:t>Phân tích với tshark và Zeek</w:t>
       </w:r>
-      <w:bookmarkEnd w:id="2020"/>
+      <w:bookmarkEnd w:id="78"/>
     </w:p>
     <w:p>
       <w:pPr>
@@ -7965,7 +8002,7 @@
           <w:szCs w:val="28"/>
           <w:lang w:val="vi-VN"/>
         </w:rPr>
-        <w:t xml:space="preserve">Trên gateway, liệt kê TLS ClientHello:</w:t>
+        <w:t>Trên gateway, liệt kê TLS ClientHello:</w:t>
       </w:r>
     </w:p>
     <w:p>
@@ -7984,7 +8021,7 @@
           <w:szCs w:val="28"/>
           <w:lang w:val="vi-VN"/>
         </w:rPr>
-        <w:t xml:space="preserve">tshark -n -r /home/ubuntu/mixed_tls.pcap -Y 'tcp.port == 443 &amp;&amp; tls.handshake.type == 1' -T fields -E header=y -e frame.time -e ip.src -e ip.dst -e tls.handshake.extensions_server_name -e tls.handshake.ja3</w:t>
+        <w:t>tshark -n -r /home/ubuntu/mixed_tls.pcap -Y 'tcp.port == 443 &amp;&amp; tls.handshake.type == 1' -T fields -E header=y -e frame.time -e ip.src -e ip.dst -e tls.handshake.extensions_server_name -e tls.handshake.ja3</w:t>
       </w:r>
     </w:p>
     <w:p>
@@ -7999,7 +8036,7 @@
           <w:szCs w:val="28"/>
           <w:lang w:val="vi-VN"/>
         </w:rPr>
-        <w:t xml:space="preserve">Tổng hợp JA3 theo endpoint:</w:t>
+        <w:t>Tổng hợp JA3 theo endpoint:</w:t>
       </w:r>
     </w:p>
     <w:p>
@@ -8018,7 +8055,7 @@
           <w:szCs w:val="28"/>
           <w:lang w:val="vi-VN"/>
         </w:rPr>
-        <w:t xml:space="preserve">tshark -n -r /home/ubuntu/mixed_tls.pcap -Y 'tls.handshake.type == 1 &amp;&amp; tls.handshake.ja3' -T fields -e ip.dst -e tls.handshake.extensions_server_name -e tls.handshake.ja3 | sort -u</w:t>
+        <w:t>tshark -n -r /home/ubuntu/mixed_tls.pcap -Y 'tls.handshake.type == 1 &amp;&amp; tls.handshake.ja3' -T fields -e ip.dst -e tls.handshake.extensions_server_name -e tls.handshake.ja3 | sort -u</w:t>
       </w:r>
     </w:p>
     <w:p>
@@ -8033,7 +8070,7 @@
           <w:szCs w:val="28"/>
           <w:lang w:val="vi-VN"/>
         </w:rPr>
-        <w:t xml:space="preserve">Certificate TLS 1.2 trong capture:</w:t>
+        <w:t>Certificate TLS 1.2 trong capture:</w:t>
       </w:r>
     </w:p>
     <w:p>
@@ -8052,7 +8089,7 @@
           <w:szCs w:val="28"/>
           <w:lang w:val="vi-VN"/>
         </w:rPr>
-        <w:t xml:space="preserve">tshark -n -r /home/ubuntu/mixed_tls.pcap -Y 'tls.handshake.type == 11' -T fields -e ip.src -e ip.dst -e tls.handshake.certificate</w:t>
+        <w:t>tshark -n -r /home/ubuntu/mixed_tls.pcap -Y 'tls.handshake.type == 11' -T fields -e ip.src -e ip.dst -e tls.handshake.certificate</w:t>
       </w:r>
     </w:p>
     <w:p>
@@ -8067,7 +8104,7 @@
           <w:szCs w:val="28"/>
           <w:lang w:val="vi-VN"/>
         </w:rPr>
-        <w:t xml:space="preserve">Chạy Zeek:</w:t>
+        <w:t>Chạy Zeek:</w:t>
       </w:r>
     </w:p>
     <w:p>
@@ -8086,7 +8123,7 @@
           <w:szCs w:val="28"/>
           <w:lang w:val="vi-VN"/>
         </w:rPr>
-        <w:t xml:space="preserve">zeek-run.sh /home/ubuntu/mixed_tls.pcap /home/ubuntu/zeek_logs/mixed_tls</w:t>
+        <w:t>zeek-run.sh /home/ubuntu/mixed_tls.pcap /home/ubuntu/zeek_logs/mixed_tls</w:t>
       </w:r>
     </w:p>
     <w:p>
@@ -8101,7 +8138,7 @@
           <w:szCs w:val="28"/>
           <w:lang w:val="vi-VN"/>
         </w:rPr>
-        <w:t xml:space="preserve">Xem SSL/SNI/JA3:</w:t>
+        <w:t>Xem SSL/SNI/JA3:</w:t>
       </w:r>
     </w:p>
     <w:p>
@@ -8120,7 +8157,7 @@
           <w:szCs w:val="28"/>
           <w:lang w:val="vi-VN"/>
         </w:rPr>
-        <w:t xml:space="preserve">cat /home/ubuntu/zeek_logs/mixed_tls/ssl.log | zeek-cut ts id.orig_h id.resp_h id.resp_p version server_name ja3</w:t>
+        <w:t>cat /home/ubuntu/zeek_logs/mixed_tls/ssl.log | zeek-cut ts id.orig_h id.resp_h id.resp_p version server_name ja3</w:t>
       </w:r>
     </w:p>
     <w:p>
@@ -8135,7 +8172,7 @@
           <w:szCs w:val="28"/>
           <w:lang w:val="vi-VN"/>
         </w:rPr>
-        <w:t xml:space="preserve">Xem connection:</w:t>
+        <w:t>Xem connection:</w:t>
       </w:r>
     </w:p>
     <w:p>
@@ -8154,7 +8191,7 @@
           <w:szCs w:val="28"/>
           <w:lang w:val="vi-VN"/>
         </w:rPr>
-        <w:t xml:space="preserve">cat /home/ubuntu/zeek_logs/mixed_tls/conn.log | zeek-cut id.orig_h id.resp_h id.resp_p proto service orig_bytes resp_bytes conn_state</w:t>
+        <w:t>cat /home/ubuntu/zeek_logs/mixed_tls/conn.log | zeek-cut id.orig_h id.resp_h id.resp_p proto service orig_bytes resp_bytes conn_state</w:t>
       </w:r>
     </w:p>
     <w:p>
@@ -8169,7 +8206,7 @@
           <w:szCs w:val="28"/>
           <w:lang w:val="vi-VN"/>
         </w:rPr>
-        <w:t xml:space="preserve">Xem HTTP thường (port 80):</w:t>
+        <w:t>Xem HTTP thường (port 80):</w:t>
       </w:r>
     </w:p>
     <w:p>
@@ -8188,7 +8225,7 @@
           <w:szCs w:val="28"/>
           <w:lang w:val="vi-VN"/>
         </w:rPr>
-        <w:t xml:space="preserve">cat /home/ubuntu/zeek_logs/mixed_tls/http.log | zeek-cut id.orig_h id.resp_h method host uri status_code</w:t>
+        <w:t>cat /home/ubuntu/zeek_logs/mixed_tls/http.log | zeek-cut id.orig_h id.resp_h method host uri status_code</w:t>
       </w:r>
     </w:p>
     <w:p>
@@ -8203,7 +8240,7 @@
           <w:szCs w:val="28"/>
           <w:lang w:val="vi-VN"/>
         </w:rPr>
-        <w:t xml:space="preserve">Lưu ý: http.log ghi HTTP không mã hóa có thể phân tích được. Nó không tự giải mã HTTP bên trong HTTPS. Thông tin certificate có thể nằm trong x509.log; các log khác phụ thuộc traffic và analyzer.</w:t>
+        <w:t>Lưu ý: http.log ghi HTTP không mã hóa có thể phân tích được. Nó không tự giải mã HTTP bên trong HTTPS. Thông tin certificate có thể nằm trong x509.log; các log khác phụ thuộc traffic và analyzer.</w:t>
       </w:r>
     </w:p>
     <w:p>
@@ -8221,7 +8258,7 @@
           <w:lang w:val="en-US"/>
         </w:rPr>
       </w:pPr>
-      <w:bookmarkStart w:id="2021" w:name="_Toc9000016"/>
+      <w:bookmarkStart w:id="79" w:name="_Toc9000016"/>
       <w:r>
         <w:rPr>
           <w:rFonts w:ascii="Times New Roman" w:hAnsi="Times New Roman" w:cs="Times New Roman"/>
@@ -8230,9 +8267,10 @@
           <w:color w:val="auto"/>
           <w:lang w:val="vi-VN"/>
         </w:rPr>
+        <w:lastRenderedPageBreak/>
         <w:t>Phân tích entropy</w:t>
       </w:r>
-      <w:bookmarkEnd w:id="2021"/>
+      <w:bookmarkEnd w:id="79"/>
     </w:p>
     <w:p>
       <w:pPr>
@@ -8250,7 +8288,7 @@
           <w:szCs w:val="28"/>
           <w:lang w:val="vi-VN"/>
         </w:rPr>
-        <w:t xml:space="preserve">python3 /home/ubuntu/entropy_analyzer.py /home/ubuntu/mixed_tls.pcap 10.0.2.10 10.0.2.20 10.0.2.30</w:t>
+        <w:t>python3 /home/ubuntu/entropy_analyzer.py /home/ubuntu/mixed_tls.pcap 10.0.2.10 10.0.2.20 10.0.2.30</w:t>
       </w:r>
     </w:p>
     <w:p>
@@ -8265,7 +8303,7 @@
           <w:szCs w:val="28"/>
           <w:lang w:val="vi-VN"/>
         </w:rPr>
-        <w:t xml:space="preserve">Entropy cao là một tín hiệu không đặc hiệu: TLS hợp lệ, nén và nhiều định dạng binary cũng có thể có entropy cao. Không dùng entropy đơn lẻ làm kết luận VPN.</w:t>
+        <w:t>Entropy cao là một tín hiệu không đặc hiệu: TLS hợp lệ, nén và nhiều định dạng binary cũng có thể có entropy cao. Không dùng entropy đơn lẻ làm kết luận VPN.</w:t>
       </w:r>
     </w:p>
     <w:p>
@@ -8283,7 +8321,7 @@
           <w:lang w:val="en-US"/>
         </w:rPr>
       </w:pPr>
-      <w:bookmarkStart w:id="2022" w:name="_Toc9000017"/>
+      <w:bookmarkStart w:id="80" w:name="_Toc9000017"/>
       <w:r>
         <w:rPr>
           <w:rFonts w:ascii="Times New Roman" w:hAnsi="Times New Roman" w:cs="Times New Roman"/>
@@ -8294,7 +8332,7 @@
         </w:rPr>
         <w:t>Chỉnh detector có sẵn</w:t>
       </w:r>
-      <w:bookmarkEnd w:id="2022"/>
+      <w:bookmarkEnd w:id="80"/>
     </w:p>
     <w:p>
       <w:pPr>
@@ -8308,7 +8346,7 @@
           <w:szCs w:val="28"/>
           <w:lang w:val="vi-VN"/>
         </w:rPr>
-        <w:t xml:space="preserve">Mở file detector:</w:t>
+        <w:t>Mở file detector:</w:t>
       </w:r>
     </w:p>
     <w:p>
@@ -8327,7 +8365,7 @@
           <w:szCs w:val="28"/>
           <w:lang w:val="vi-VN"/>
         </w:rPr>
-        <w:t xml:space="preserve">nano /home/ubuntu/detect_stunnel.py</w:t>
+        <w:t>nano /home/ubuntu/detect_stunnel.py</w:t>
       </w:r>
     </w:p>
     <w:p>
@@ -8342,7 +8380,7 @@
           <w:szCs w:val="28"/>
           <w:lang w:val="vi-VN"/>
         </w:rPr>
-        <w:t xml:space="preserve">Các tham số ở đầu file:</w:t>
+        <w:t>Các tham số ở đầu file:</w:t>
       </w:r>
     </w:p>
     <w:p>
@@ -8360,7 +8398,7 @@
           <w:szCs w:val="28"/>
           <w:lang w:val="vi-VN"/>
         </w:rPr>
-        <w:t xml:space="preserve">TLS_PORT: cổng TLS được quan sát;</w:t>
+        <w:t>TLS_PORT: cổng TLS được quan sát;</w:t>
       </w:r>
     </w:p>
     <w:p>
@@ -8378,7 +8416,7 @@
           <w:szCs w:val="28"/>
           <w:lang w:val="vi-VN"/>
         </w:rPr>
-        <w:t xml:space="preserve">KNOWN_SNI: danh sách SNI hợp lệ của website thật (ví dụ shop.example.com);</w:t>
+        <w:t>KNOWN_SNI: danh sách SNI hợp lệ của website thật (ví dụ shop.example.com);</w:t>
       </w:r>
     </w:p>
     <w:p>
@@ -8396,7 +8434,7 @@
           <w:szCs w:val="28"/>
           <w:lang w:val="vi-VN"/>
         </w:rPr>
-        <w:t xml:space="preserve">REQUIRE_SNI: quyết định có đánh dấu flow thiếu SNI là đáng ngờ hay không;</w:t>
+        <w:t>REQUIRE_SNI: quyết định có đánh dấu flow thiếu SNI là đáng ngờ hay không;</w:t>
       </w:r>
     </w:p>
     <w:p>
@@ -8414,7 +8452,7 @@
           <w:szCs w:val="28"/>
           <w:lang w:val="vi-VN"/>
         </w:rPr>
-        <w:t xml:space="preserve">JA3_WHITELIST: danh sách JA3 thu từ HTTPS thật trong PCAP baseline;</w:t>
+        <w:t>JA3_WHITELIST: danh sách JA3 thu từ HTTPS thật trong PCAP baseline;</w:t>
       </w:r>
     </w:p>
     <w:p>
@@ -8432,7 +8470,7 @@
           <w:szCs w:val="28"/>
           <w:lang w:val="vi-VN"/>
         </w:rPr>
-        <w:t xml:space="preserve">MIN_TLS_HANDSHAKES: số lần TLS handshake tối thiểu để xét flow;</w:t>
+        <w:t>MIN_TLS_HANDSHAKES: số lần TLS handshake tối thiểu để xét flow;</w:t>
       </w:r>
     </w:p>
     <w:p>
@@ -8450,7 +8488,7 @@
           <w:szCs w:val="28"/>
           <w:lang w:val="vi-VN"/>
         </w:rPr>
-        <w:t xml:space="preserve">NO_HTTP_AFTER_TLS: có đánh dấu flow TLS không có HTTP request nhận diện được là đáng ngờ hay không.</w:t>
+        <w:t>NO_HTTP_AFTER_TLS: có đánh dấu flow TLS không có HTTP request nhận diện được là đáng ngờ hay không.</w:t>
       </w:r>
     </w:p>
     <w:p>
@@ -8465,7 +8503,7 @@
           <w:szCs w:val="28"/>
           <w:lang w:val="vi-VN"/>
         </w:rPr>
-        <w:t xml:space="preserve">Thử từng thay đổi, mỗi lần chạy detector trên cả hai PCAP và ghi lại false positive/false negative. Không chép sẵn một JA3 hash cố định vì môi trường và TLS implementation có thể khác nhau.</w:t>
+        <w:t>Thử từng thay đổi, mỗi lần chạy detector trên cả hai PCAP và ghi lại false positive/false negative. Không chép sẵn một JA3 hash cố định vì môi trường và TLS implementation có thể khác nhau.</w:t>
       </w:r>
     </w:p>
     <w:p>
@@ -8484,7 +8522,7 @@
           <w:szCs w:val="28"/>
           <w:lang w:val="vi-VN"/>
         </w:rPr>
-        <w:t xml:space="preserve">python3 /home/ubuntu/detect_stunnel.py /home/ubuntu/https_only.pcap</w:t>
+        <w:t>python3 /home/ubuntu/detect_stunnel.py /home/ubuntu/https_only.pcap</w:t>
       </w:r>
     </w:p>
     <w:p>
@@ -8503,7 +8541,7 @@
           <w:szCs w:val="28"/>
           <w:lang w:val="vi-VN"/>
         </w:rPr>
-        <w:t xml:space="preserve">python3 /home/ubuntu/detect_stunnel.py /home/ubuntu/mixed_tls.pcap</w:t>
+        <w:t>python3 /home/ubuntu/detect_stunnel.py /home/ubuntu/mixed_tls.pcap</w:t>
       </w:r>
     </w:p>
     <w:p>
@@ -8521,7 +8559,7 @@
           <w:lang w:val="en-US"/>
         </w:rPr>
       </w:pPr>
-      <w:bookmarkStart w:id="2023" w:name="_Toc9000018"/>
+      <w:bookmarkStart w:id="81" w:name="_Toc9000018"/>
       <w:r>
         <w:rPr>
           <w:rFonts w:ascii="Times New Roman" w:hAnsi="Times New Roman" w:cs="Times New Roman"/>
@@ -8532,7 +8570,7 @@
         </w:rPr>
         <w:t>Thử nghiệm và đánh giá</w:t>
       </w:r>
-      <w:bookmarkEnd w:id="2023"/>
+      <w:bookmarkEnd w:id="81"/>
     </w:p>
     <w:p>
       <w:pPr>
@@ -8546,7 +8584,7 @@
           <w:szCs w:val="28"/>
           <w:lang w:val="vi-VN"/>
         </w:rPr>
-        <w:t xml:space="preserve">Chạy validator (kiểm tra thủ công về chất lượng PCAP):</w:t>
+        <w:t>Chạy validator (kiểm tra thủ công về chất lượng PCAP):</w:t>
       </w:r>
     </w:p>
     <w:p>
@@ -8565,7 +8603,7 @@
           <w:szCs w:val="28"/>
           <w:lang w:val="vi-VN"/>
         </w:rPr>
-        <w:t xml:space="preserve">validate-pcaps.sh</w:t>
+        <w:t>validate-pcaps.sh</w:t>
       </w:r>
     </w:p>
     <w:p>
@@ -8580,7 +8618,7 @@
           <w:szCs w:val="28"/>
           <w:lang w:val="vi-VN"/>
         </w:rPr>
-        <w:t xml:space="preserve">Sau đó chạy evaluator; đây là một lần gọi duy nhất và phát các marker dùng cho Checkwork:</w:t>
+        <w:t>Sau đó chạy evaluator; đây là một lần gọi duy nhất và phát các marker dùng cho Checkwork:</w:t>
       </w:r>
     </w:p>
     <w:p>
@@ -8599,7 +8637,7 @@
           <w:szCs w:val="28"/>
           <w:lang w:val="vi-VN"/>
         </w:rPr>
-        <w:t xml:space="preserve">python3 /home/ubuntu/evaluate.py</w:t>
+        <w:t>python3 /home/ubuntu/evaluate.py</w:t>
       </w:r>
     </w:p>
     <w:p>
@@ -8614,7 +8652,8 @@
           <w:szCs w:val="28"/>
           <w:lang w:val="vi-VN"/>
         </w:rPr>
-        <w:t xml:space="preserve">Khi đã hoàn tất, trên Ubuntu host:</w:t>
+        <w:lastRenderedPageBreak/>
+        <w:t>Khi đã hoàn tất, trên Ubuntu host:</w:t>
       </w:r>
     </w:p>
     <w:p>
@@ -8633,7 +8672,7 @@
           <w:szCs w:val="28"/>
           <w:lang w:val="vi-VN"/>
         </w:rPr>
-        <w:t xml:space="preserve">stoplab</w:t>
+        <w:t>stoplab</w:t>
       </w:r>
     </w:p>
     <w:p>
@@ -8652,7 +8691,7 @@
           <w:szCs w:val="28"/>
           <w:lang w:val="vi-VN"/>
         </w:rPr>
-        <w:t xml:space="preserve">checkwork vpn-fingerprint_stunnel-https</w:t>
+        <w:t>checkwork vpn-fingerprint_stunnel-https</w:t>
       </w:r>
     </w:p>
     <w:p>
@@ -8667,7 +8706,7 @@
           <w:szCs w:val="28"/>
           <w:lang w:val="vi-VN"/>
         </w:rPr>
-        <w:t xml:space="preserve">Tài liệu minh chứng nên có: topology/IP, trạng thái tunnel, số frame PCAP, ClientHello/SNI/JA3 theo endpoint, trích đoạn ssl.log, tham số detector trước/sau và output evaluator.</w:t>
+        <w:t>Tài liệu minh chứng nên có: topology/IP, trạng thái tunnel, số frame PCAP, ClientHello/SNI/JA3 theo endpoint, trích đoạn ssl.log, tham số detector trước/sau và output evaluator.</w:t>
       </w:r>
     </w:p>
     <w:p>
@@ -8682,7 +8721,7 @@
           <w:szCs w:val="28"/>
           <w:lang w:val="vi-VN"/>
         </w:rPr>
-        <w:t xml:space="preserve">Câu hỏi thảo luận:</w:t>
+        <w:t>Câu hỏi thảo luận:</w:t>
       </w:r>
     </w:p>
     <w:p>
@@ -8698,7 +8737,7 @@
           <w:szCs w:val="28"/>
           <w:lang w:val="vi-VN"/>
         </w:rPr>
-        <w:t xml:space="preserve">1. Nếu kẻ tấn công thêm SNI giả shop.example.com, chỉ kiểm tra SNI còn đủ không?</w:t>
+        <w:t>1. Nếu kẻ tấn công thêm SNI giả shop.example.com, chỉ kiểm tra SNI còn đủ không?</w:t>
       </w:r>
     </w:p>
     <w:p>
@@ -8714,7 +8753,7 @@
           <w:szCs w:val="28"/>
           <w:lang w:val="vi-VN"/>
         </w:rPr>
-        <w:t xml:space="preserve">2. Vì sao JA3 của hai client dùng TLS library/option khác nhau có thể khác, và vì sao JA3 không xác định chắc chắn ứng dụng?</w:t>
+        <w:t>2. Vì sao JA3 của hai client dùng TLS library/option khác nhau có thể khác, và vì sao JA3 không xác định chắc chắn ứng dụng?</w:t>
       </w:r>
     </w:p>
     <w:p>
@@ -8730,7 +8769,7 @@
           <w:szCs w:val="28"/>
           <w:lang w:val="vi-VN"/>
         </w:rPr>
-        <w:t xml:space="preserve">3. JA3 phụ thuộc những thành phần nào của ClientHello? Điều gì có thể làm hash thay đổi giữa phiên bản thư viện?</w:t>
+        <w:t>3. JA3 phụ thuộc những thành phần nào của ClientHello? Điều gì có thể làm hash thay đổi giữa phiên bản thư viện?</w:t>
       </w:r>
     </w:p>
     <w:p>
@@ -8746,7 +8785,7 @@
           <w:szCs w:val="28"/>
           <w:lang w:val="vi-VN"/>
         </w:rPr>
-        <w:t xml:space="preserve">4. Vì sao không thấy GET / trong PCAP HTTPS dù client đã truy cập web thành công?</w:t>
+        <w:t>4. Vì sao không thấy GET / trong PCAP HTTPS dù client đã truy cập web thành công?</w:t>
       </w:r>
     </w:p>
     <w:p>
@@ -8762,7 +8801,7 @@
           <w:szCs w:val="28"/>
           <w:lang w:val="vi-VN"/>
         </w:rPr>
-        <w:t xml:space="preserve">5. Khi TLS 1.3 được dùng, certificate handshake có còn hiển thị giống TLS 1.2 trong capture thụ động không?</w:t>
+        <w:t>5. Khi TLS 1.3 được dùng, certificate handshake có còn hiển thị giống TLS 1.2 trong capture thụ động không?</w:t>
       </w:r>
     </w:p>
     <w:p>
@@ -8778,7 +8817,7 @@
           <w:szCs w:val="28"/>
           <w:lang w:val="vi-VN"/>
         </w:rPr>
-        <w:t xml:space="preserve">6. Certificate self-signed có phải bằng chứng chắc chắn của VPN không? Nêu các dịch vụ hợp lệ cũng dùng private/self-signed certificates.</w:t>
+        <w:t>6. Certificate self-signed có phải bằng chứng chắc chắn của VPN không? Nêu các dịch vụ hợp lệ cũng dùng private/self-signed certificates.</w:t>
       </w:r>
     </w:p>
     <w:p>
@@ -8794,7 +8833,7 @@
           <w:szCs w:val="28"/>
           <w:lang w:val="vi-VN"/>
         </w:rPr>
-        <w:t xml:space="preserve">7. Vì sao ba endpoint cùng TCP/443 vẫn có thể phân biệt được qua metadata mà không đọc payload ứng dụng?</w:t>
+        <w:t>7. Vì sao ba endpoint cùng TCP/443 vẫn có thể phân biệt được qua metadata mà không đọc payload ứng dụng?</w:t>
       </w:r>
     </w:p>
     <w:p>
@@ -8812,7 +8851,7 @@
           <w:lang w:val="en-US"/>
         </w:rPr>
       </w:pPr>
-      <w:bookmarkStart w:id="2024" w:name="_Toc9000019"/>
+      <w:bookmarkStart w:id="82" w:name="_Toc9000019"/>
       <w:r>
         <w:rPr>
           <w:rFonts w:ascii="Times New Roman" w:hAnsi="Times New Roman" w:cs="Times New Roman"/>
@@ -8823,7 +8862,7 @@
         </w:rPr>
         <w:t>Gợi ý ba tầng</w:t>
       </w:r>
-      <w:bookmarkEnd w:id="2024"/>
+      <w:bookmarkEnd w:id="82"/>
     </w:p>
     <w:p>
       <w:pPr>
@@ -8840,7 +8879,7 @@
           <w:szCs w:val="28"/>
           <w:lang w:val="vi-VN"/>
         </w:rPr>
-        <w:t xml:space="preserve">Tầng nhẹ: tập trung vào cổng, SNI và sự hiện diện của JA3.</w:t>
+        <w:t>Tầng nhẹ: tập trung vào cổng, SNI và sự hiện diện của JA3.</w:t>
       </w:r>
     </w:p>
     <w:p>
@@ -8858,7 +8897,7 @@
           <w:szCs w:val="28"/>
           <w:lang w:val="vi-VN"/>
         </w:rPr>
-        <w:t xml:space="preserve">Tầng vừa: đối chiếu JA3 giữa baseline và mixed capture, kiểm tra các trường hợp thiếu/không đúng SNI.</w:t>
+        <w:t>Tầng vừa: đối chiếu JA3 giữa baseline và mixed capture, kiểm tra các trường hợp thiếu/không đúng SNI.</w:t>
       </w:r>
     </w:p>
     <w:p>
@@ -8876,7 +8915,7 @@
           <w:szCs w:val="28"/>
           <w:lang w:val="vi-VN"/>
         </w:rPr>
-        <w:t xml:space="preserve">Tầng mạnh: kết hợp metadata TLS, certificate, flow direction, log server và entropy; ghi lại false positive/false negative khi thay đổi tham số.</w:t>
+        <w:t>Tầng mạnh: kết hợp metadata TLS, certificate, flow direction, log server và entropy; ghi lại false positive/false negative khi thay đổi tham số.</w:t>
       </w:r>
     </w:p>
     <w:p>
@@ -8891,7 +8930,7 @@
           <w:szCs w:val="28"/>
           <w:lang w:val="vi-VN"/>
         </w:rPr>
-        <w:t xml:space="preserve">Không dùng một dấu hiệu duy nhất để kết luận có VPN. Mục tiêu là lập luận dựa trên nhiều bằng chứng.</w:t>
+        <w:t>Không dùng một dấu hiệu duy nhất để kết luận có VPN. Mục tiêu là lập luận dựa trên nhiều bằng chứng.</w:t>
       </w:r>
     </w:p>
     <w:p>
@@ -8906,7 +8945,7 @@
           <w:lang w:val="nl-NL"/>
         </w:rPr>
       </w:pPr>
-      <w:bookmarkStart w:id="2025" w:name="_Toc243472678"/>
+      <w:bookmarkStart w:id="83" w:name="_Toc243472678"/>
       <w:r>
         <w:rPr>
           <w:rFonts w:ascii="Times New Roman" w:hAnsi="Times New Roman" w:cs="Times New Roman"/>
@@ -8915,9 +8954,10 @@
           <w:color w:val="auto"/>
           <w:lang w:val="nl-NL"/>
         </w:rPr>
+        <w:lastRenderedPageBreak/>
         <w:t>TÀI LIỆU THAM KHẢO</w:t>
       </w:r>
-      <w:bookmarkEnd w:id="2025"/>
+      <w:bookmarkEnd w:id="83"/>
     </w:p>
     <w:p>
       <w:pPr>
@@ -8935,13 +8975,13 @@
           <w:szCs w:val="24"/>
           <w:lang w:val="nl-NL"/>
         </w:rPr>
-        <w:t xml:space="preserve">[1] Hướng dẫn thực hành Lab 4: TLS Fingerprinting – OpenVPN qua stunnel so với HTTPS thật (student-guide.md).</w:t>
+        <w:t>[1] Hướng dẫn thực hành Lab 4: TLS Fingerprinting – OpenVPN qua stunnel so với HTTPS thật (student-guide.md).</w:t>
       </w:r>
     </w:p>
     <w:sectPr>
-      <w:footerReference w:type="even" r:id="rId21"/>
-      <w:footerReference w:type="default" r:id="rId22"/>
-      <w:footerReference w:type="first" r:id="rId23"/>
+      <w:footerReference w:type="even" r:id="rId13"/>
+      <w:footerReference w:type="default" r:id="rId14"/>
+      <w:footerReference w:type="first" r:id="rId15"/>
       <w:pgSz w:w="12240" w:h="15840"/>
       <w:pgMar w:top="1440" w:right="1440" w:bottom="1440" w:left="1440" w:header="0" w:footer="720" w:gutter="0"/>
       <w:cols w:space="720"/>
@@ -11187,6 +11227,7 @@
   <w:style w:type="character" w:default="1" w:styleId="DefaultParagraphFont">
     <w:name w:val="Default Paragraph Font"/>
     <w:uiPriority w:val="1"/>
+    <w:semiHidden/>
     <w:unhideWhenUsed/>
   </w:style>
   <w:style w:type="table" w:default="1" w:styleId="TableNormal">
